--- a/2022/Drafts/Compliance Documents/NRCA/2022 NRCA_Final/ADA 2022-NRCA-LTO-02-A-OutdoorLightingControls.docx
+++ b/2022/Drafts/Compliance Documents/NRCA/2022 NRCA_Final/ADA 2022-NRCA-LTO-02-A-OutdoorLightingControls.docx
@@ -5,14 +5,14 @@
     <w:tbl>
       <w:tblPr>
         <w:tblStyle w:val="TableGrid"/>
-        <w:tblW w:w="4939" w:type="pct"/>
+        <w:tblW w:w="5011" w:type="pct"/>
         <w:tblLook w:val="04A0" w:firstRow="1" w:lastRow="0" w:firstColumn="1" w:lastColumn="0" w:noHBand="0" w:noVBand="1"/>
         <w:tblCaption w:val="Project Title"/>
         <w:tblDescription w:val="Basic project information"/>
       </w:tblPr>
       <w:tblGrid>
-        <w:gridCol w:w="5387"/>
-        <w:gridCol w:w="5229"/>
+        <w:gridCol w:w="5262"/>
+        <w:gridCol w:w="5263"/>
       </w:tblGrid>
       <w:tr>
         <w:trPr>
@@ -22,7 +22,7 @@
         </w:trPr>
         <w:tc>
           <w:tcPr>
-            <w:tcW w:w="2537" w:type="pct"/>
+            <w:tcW w:w="2500" w:type="pct"/>
             <w:vAlign w:val="center"/>
           </w:tcPr>
           <w:p>
@@ -47,7 +47,7 @@
         </w:tc>
         <w:tc>
           <w:tcPr>
-            <w:tcW w:w="2463" w:type="pct"/>
+            <w:tcW w:w="2500" w:type="pct"/>
             <w:vAlign w:val="center"/>
           </w:tcPr>
           <w:p>
@@ -78,7 +78,7 @@
         </w:trPr>
         <w:tc>
           <w:tcPr>
-            <w:tcW w:w="2537" w:type="pct"/>
+            <w:tcW w:w="2500" w:type="pct"/>
             <w:vAlign w:val="center"/>
           </w:tcPr>
           <w:p>
@@ -114,7 +114,7 @@
                 </w:ffData>
               </w:fldChar>
             </w:r>
-            <w:bookmarkStart w:id="0" w:name="Project"/>
+            <w:bookmarkStart w:name="Project" w:id="0"/>
             <w:r>
               <w:rPr>
                 <w:rFonts w:cs="Tahoma"/>
@@ -159,7 +159,7 @@
         </w:tc>
         <w:tc>
           <w:tcPr>
-            <w:tcW w:w="2463" w:type="pct"/>
+            <w:tcW w:w="2500" w:type="pct"/>
             <w:vAlign w:val="center"/>
           </w:tcPr>
           <w:p>
@@ -194,7 +194,7 @@
                 </w:ffData>
               </w:fldChar>
             </w:r>
-            <w:bookmarkStart w:id="1" w:name="AHJ"/>
+            <w:bookmarkStart w:name="AHJ" w:id="1"/>
             <w:r>
               <w:rPr>
                 <w:rFonts w:cs="Tahoma"/>
@@ -241,7 +241,7 @@
         </w:trPr>
         <w:tc>
           <w:tcPr>
-            <w:tcW w:w="2537" w:type="pct"/>
+            <w:tcW w:w="2500" w:type="pct"/>
             <w:vAlign w:val="center"/>
           </w:tcPr>
           <w:p>
@@ -315,7 +315,7 @@
         </w:tc>
         <w:tc>
           <w:tcPr>
-            <w:tcW w:w="2463" w:type="pct"/>
+            <w:tcW w:w="2500" w:type="pct"/>
             <w:vAlign w:val="center"/>
           </w:tcPr>
           <w:p>
@@ -395,7 +395,7 @@
         </w:trPr>
         <w:tc>
           <w:tcPr>
-            <w:tcW w:w="2537" w:type="pct"/>
+            <w:tcW w:w="2500" w:type="pct"/>
             <w:vAlign w:val="center"/>
           </w:tcPr>
           <w:p>
@@ -527,7 +527,7 @@
         </w:tc>
         <w:tc>
           <w:tcPr>
-            <w:tcW w:w="2463" w:type="pct"/>
+            <w:tcW w:w="2500" w:type="pct"/>
             <w:vAlign w:val="center"/>
           </w:tcPr>
           <w:p>
@@ -633,14 +633,14 @@
       <w:tblPr>
         <w:tblStyle w:val="TableGrid"/>
         <w:tblpPr w:leftFromText="180" w:rightFromText="180" w:vertAnchor="text" w:horzAnchor="margin" w:tblpY="106"/>
-        <w:tblW w:w="4939" w:type="pct"/>
+        <w:tblW w:w="5011" w:type="pct"/>
         <w:tblLook w:val="0020" w:firstRow="1" w:lastRow="0" w:firstColumn="0" w:lastColumn="0" w:noHBand="0" w:noVBand="0"/>
         <w:tblCaption w:val="Construction Inspection and Functional Testing Compliance"/>
         <w:tblDescription w:val="Check if the unit passes construction inspection and fucntional testing"/>
       </w:tblPr>
       <w:tblGrid>
-        <w:gridCol w:w="6535"/>
-        <w:gridCol w:w="4081"/>
+        <w:gridCol w:w="6384"/>
+        <w:gridCol w:w="4141"/>
       </w:tblGrid>
       <w:tr>
         <w:trPr>
@@ -648,7 +648,7 @@
         </w:trPr>
         <w:tc>
           <w:tcPr>
-            <w:tcW w:w="3078" w:type="pct"/>
+            <w:tcW w:w="3033" w:type="pct"/>
             <w:vAlign w:val="center"/>
           </w:tcPr>
           <w:p>
@@ -820,7 +820,7 @@
         </w:tc>
         <w:tc>
           <w:tcPr>
-            <w:tcW w:w="1922" w:type="pct"/>
+            <w:tcW w:w="1967" w:type="pct"/>
             <w:vAlign w:val="center"/>
           </w:tcPr>
           <w:p>
@@ -918,14 +918,14 @@
     <w:tbl>
       <w:tblPr>
         <w:tblStyle w:val="TableGrid"/>
-        <w:tblW w:w="10615" w:type="dxa"/>
+        <w:tblW w:w="10502" w:type="dxa"/>
         <w:tblLayout w:type="fixed"/>
         <w:tblLook w:val="0020" w:firstRow="1" w:lastRow="0" w:firstColumn="0" w:lastColumn="0" w:noHBand="0" w:noVBand="0"/>
         <w:tblDescription w:val="Intent of acceptance test"/>
       </w:tblPr>
       <w:tblGrid>
         <w:gridCol w:w="1345"/>
-        <w:gridCol w:w="9270"/>
+        <w:gridCol w:w="9157"/>
       </w:tblGrid>
       <w:tr>
         <w:trPr>
@@ -964,7 +964,7 @@
         </w:tc>
         <w:tc>
           <w:tcPr>
-            <w:tcW w:w="9270" w:type="dxa"/>
+            <w:tcW w:w="9157" w:type="dxa"/>
           </w:tcPr>
           <w:p>
             <w:pPr>
@@ -1037,14 +1037,14 @@
       <w:tblPr>
         <w:tblStyle w:val="TableGrid"/>
         <w:tblpPr w:leftFromText="180" w:rightFromText="180" w:vertAnchor="text" w:horzAnchor="margin" w:tblpY="106"/>
-        <w:tblW w:w="4939" w:type="pct"/>
+        <w:tblW w:w="5000" w:type="pct"/>
         <w:tblLook w:val="0020" w:firstRow="1" w:lastRow="0" w:firstColumn="0" w:lastColumn="0" w:noHBand="0" w:noVBand="0"/>
         <w:tblCaption w:val="Indicate all types of outdoor lighting controls tested for this project"/>
         <w:tblDescription w:val="Check box if photo controls (Sections A-1 and B-1 of this document should be completed) AND Check box if automatic scheduling controls (including astronomical time switch controls) not used in conjunction with motion sensors&#10;(Sections A-2 and B-2 of this document should be completed) AND Check box if automatic scheduling controls (including astronomical time switch controls) and motion sensors used in conjunction&#10;(Sections A-3 and B-3 of this document should be completed)&#10;&#10;"/>
       </w:tblPr>
       <w:tblGrid>
-        <w:gridCol w:w="730"/>
-        <w:gridCol w:w="9886"/>
+        <w:gridCol w:w="714"/>
+        <w:gridCol w:w="9788"/>
       </w:tblGrid>
       <w:tr>
         <w:trPr>
@@ -1052,7 +1052,7 @@
         </w:trPr>
         <w:tc>
           <w:tcPr>
-            <w:tcW w:w="344" w:type="pct"/>
+            <w:tcW w:w="340" w:type="pct"/>
             <w:vAlign w:val="center"/>
           </w:tcPr>
           <w:p>
@@ -1121,7 +1121,7 @@
         </w:tc>
         <w:tc>
           <w:tcPr>
-            <w:tcW w:w="4656" w:type="pct"/>
+            <w:tcW w:w="4660" w:type="pct"/>
             <w:vAlign w:val="center"/>
           </w:tcPr>
           <w:p>
@@ -1171,7 +1171,7 @@
         </w:trPr>
         <w:tc>
           <w:tcPr>
-            <w:tcW w:w="344" w:type="pct"/>
+            <w:tcW w:w="340" w:type="pct"/>
             <w:vAlign w:val="center"/>
           </w:tcPr>
           <w:p>
@@ -1240,7 +1240,7 @@
         </w:tc>
         <w:tc>
           <w:tcPr>
-            <w:tcW w:w="4656" w:type="pct"/>
+            <w:tcW w:w="4660" w:type="pct"/>
             <w:vAlign w:val="center"/>
           </w:tcPr>
           <w:p>
@@ -1308,7 +1308,7 @@
         </w:trPr>
         <w:tc>
           <w:tcPr>
-            <w:tcW w:w="344" w:type="pct"/>
+            <w:tcW w:w="340" w:type="pct"/>
             <w:vAlign w:val="center"/>
           </w:tcPr>
           <w:p>
@@ -1377,7 +1377,7 @@
         </w:tc>
         <w:tc>
           <w:tcPr>
-            <w:tcW w:w="4656" w:type="pct"/>
+            <w:tcW w:w="4660" w:type="pct"/>
             <w:vAlign w:val="center"/>
           </w:tcPr>
           <w:p>
@@ -1537,17 +1537,17 @@
     <w:tbl>
       <w:tblPr>
         <w:tblStyle w:val="TableGrid"/>
-        <w:tblW w:w="4939" w:type="pct"/>
+        <w:tblW w:w="4997" w:type="pct"/>
         <w:tblLayout w:type="fixed"/>
         <w:tblLook w:val="0020" w:firstRow="1" w:lastRow="0" w:firstColumn="0" w:lastColumn="0" w:noHBand="0" w:noVBand="0"/>
         <w:tblCaption w:val="Table A-1. Photo Control Construction Inspection (NA7.8.3)"/>
         <w:tblDescription w:val="Table A-1. Photo Control Construction Inspection (NA7.8.3)"/>
       </w:tblPr>
       <w:tblGrid>
-        <w:gridCol w:w="1285"/>
-        <w:gridCol w:w="1658"/>
-        <w:gridCol w:w="5895"/>
-        <w:gridCol w:w="1778"/>
+        <w:gridCol w:w="1255"/>
+        <w:gridCol w:w="1620"/>
+        <w:gridCol w:w="5760"/>
+        <w:gridCol w:w="1861"/>
       </w:tblGrid>
       <w:tr>
         <w:trPr>
@@ -1557,7 +1557,7 @@
         </w:trPr>
         <w:tc>
           <w:tcPr>
-            <w:tcW w:w="1285" w:type="dxa"/>
+            <w:tcW w:w="1255" w:type="dxa"/>
             <w:vAlign w:val="bottom"/>
           </w:tcPr>
           <w:p>
@@ -1589,7 +1589,7 @@
         </w:tc>
         <w:tc>
           <w:tcPr>
-            <w:tcW w:w="1658" w:type="dxa"/>
+            <w:tcW w:w="1620" w:type="dxa"/>
             <w:vAlign w:val="bottom"/>
           </w:tcPr>
           <w:p>
@@ -1621,7 +1621,7 @@
         </w:tc>
         <w:tc>
           <w:tcPr>
-            <w:tcW w:w="5894" w:type="dxa"/>
+            <w:tcW w:w="5760" w:type="dxa"/>
             <w:vAlign w:val="bottom"/>
           </w:tcPr>
           <w:p>
@@ -1652,7 +1652,7 @@
         </w:tc>
         <w:tc>
           <w:tcPr>
-            <w:tcW w:w="1778" w:type="dxa"/>
+            <w:tcW w:w="1861" w:type="dxa"/>
             <w:vAlign w:val="bottom"/>
           </w:tcPr>
           <w:p>
@@ -1688,6 +1688,14 @@
                 <w:szCs w:val="24"/>
               </w:rPr>
               <w:br/>
+            </w:r>
+            <w:r>
+              <w:rPr>
+                <w:rFonts w:cs="Tahoma"/>
+                <w:b/>
+                <w:bCs/>
+                <w:szCs w:val="24"/>
+              </w:rPr>
               <w:t>Reference</w:t>
             </w:r>
           </w:p>
@@ -1700,7 +1708,7 @@
         </w:trPr>
         <w:tc>
           <w:tcPr>
-            <w:tcW w:w="1285" w:type="dxa"/>
+            <w:tcW w:w="1255" w:type="dxa"/>
             <w:vAlign w:val="center"/>
           </w:tcPr>
           <w:p>
@@ -1730,7 +1738,7 @@
         </w:tc>
         <w:tc>
           <w:tcPr>
-            <w:tcW w:w="1658" w:type="dxa"/>
+            <w:tcW w:w="1620" w:type="dxa"/>
             <w:vAlign w:val="center"/>
           </w:tcPr>
           <w:p>
@@ -1768,7 +1776,7 @@
                 </w:ffData>
               </w:fldChar>
             </w:r>
-            <w:bookmarkStart w:id="2" w:name="Check2"/>
+            <w:bookmarkStart w:name="Check2" w:id="2"/>
             <w:r>
               <w:rPr>
                 <w:rFonts w:cs="Tahoma"/>
@@ -1811,7 +1819,7 @@
         </w:tc>
         <w:tc>
           <w:tcPr>
-            <w:tcW w:w="5894" w:type="dxa"/>
+            <w:tcW w:w="5760" w:type="dxa"/>
             <w:vAlign w:val="center"/>
           </w:tcPr>
           <w:p>
@@ -1864,7 +1872,7 @@
         </w:tc>
         <w:tc>
           <w:tcPr>
-            <w:tcW w:w="1778" w:type="dxa"/>
+            <w:tcW w:w="1861" w:type="dxa"/>
             <w:vAlign w:val="center"/>
           </w:tcPr>
           <w:p>
@@ -1908,7 +1916,7 @@
         </w:trPr>
         <w:tc>
           <w:tcPr>
-            <w:tcW w:w="1285" w:type="dxa"/>
+            <w:tcW w:w="1255" w:type="dxa"/>
             <w:vAlign w:val="center"/>
           </w:tcPr>
           <w:p>
@@ -1938,7 +1946,7 @@
         </w:tc>
         <w:tc>
           <w:tcPr>
-            <w:tcW w:w="1658" w:type="dxa"/>
+            <w:tcW w:w="1620" w:type="dxa"/>
             <w:vAlign w:val="center"/>
           </w:tcPr>
           <w:p>
@@ -2087,7 +2095,7 @@
         </w:tc>
         <w:tc>
           <w:tcPr>
-            <w:tcW w:w="5894" w:type="dxa"/>
+            <w:tcW w:w="5760" w:type="dxa"/>
             <w:vAlign w:val="center"/>
           </w:tcPr>
           <w:p>
@@ -2140,7 +2148,7 @@
         </w:tc>
         <w:tc>
           <w:tcPr>
-            <w:tcW w:w="1778" w:type="dxa"/>
+            <w:tcW w:w="1861" w:type="dxa"/>
             <w:vAlign w:val="center"/>
           </w:tcPr>
           <w:p>
@@ -2605,7 +2613,7 @@
                 </w:ffData>
               </w:fldChar>
             </w:r>
-            <w:bookmarkStart w:id="3" w:name="OSA_CFM"/>
+            <w:bookmarkStart w:name="OSA_CFM" w:id="3"/>
             <w:r>
               <w:rPr>
                 <w:rFonts w:cs="Tahoma"/>
@@ -2676,17 +2684,17 @@
     <w:tbl>
       <w:tblPr>
         <w:tblStyle w:val="TableGrid"/>
-        <w:tblW w:w="4939" w:type="pct"/>
+        <w:tblW w:w="5000" w:type="pct"/>
         <w:tblLayout w:type="fixed"/>
         <w:tblLook w:val="0020" w:firstRow="1" w:lastRow="0" w:firstColumn="0" w:lastColumn="0" w:noHBand="0" w:noVBand="0"/>
         <w:tblCaption w:val="Table B-1. Photo Control Functional Testing (NA7.8.4)"/>
         <w:tblDescription w:val="Table B-1. Photo Control Functional Testing (NA7.8.4)"/>
       </w:tblPr>
       <w:tblGrid>
-        <w:gridCol w:w="1284"/>
-        <w:gridCol w:w="1658"/>
-        <w:gridCol w:w="5895"/>
-        <w:gridCol w:w="1779"/>
+        <w:gridCol w:w="1255"/>
+        <w:gridCol w:w="1620"/>
+        <w:gridCol w:w="5760"/>
+        <w:gridCol w:w="1867"/>
       </w:tblGrid>
       <w:tr>
         <w:trPr>
@@ -2696,7 +2704,7 @@
         </w:trPr>
         <w:tc>
           <w:tcPr>
-            <w:tcW w:w="1284" w:type="dxa"/>
+            <w:tcW w:w="1255" w:type="dxa"/>
             <w:vAlign w:val="bottom"/>
           </w:tcPr>
           <w:p>
@@ -2728,7 +2736,7 @@
         </w:tc>
         <w:tc>
           <w:tcPr>
-            <w:tcW w:w="1658" w:type="dxa"/>
+            <w:tcW w:w="1620" w:type="dxa"/>
             <w:vAlign w:val="bottom"/>
           </w:tcPr>
           <w:p>
@@ -2760,7 +2768,7 @@
         </w:tc>
         <w:tc>
           <w:tcPr>
-            <w:tcW w:w="5894" w:type="dxa"/>
+            <w:tcW w:w="5760" w:type="dxa"/>
             <w:vAlign w:val="bottom"/>
           </w:tcPr>
           <w:p>
@@ -2791,7 +2799,7 @@
         </w:tc>
         <w:tc>
           <w:tcPr>
-            <w:tcW w:w="1779" w:type="dxa"/>
+            <w:tcW w:w="1867" w:type="dxa"/>
             <w:vAlign w:val="bottom"/>
           </w:tcPr>
           <w:p>
@@ -2827,6 +2835,14 @@
                 <w:szCs w:val="24"/>
               </w:rPr>
               <w:br/>
+            </w:r>
+            <w:r>
+              <w:rPr>
+                <w:rFonts w:cs="Tahoma"/>
+                <w:b/>
+                <w:bCs/>
+                <w:szCs w:val="24"/>
+              </w:rPr>
               <w:t>Reference</w:t>
             </w:r>
           </w:p>
@@ -2839,7 +2855,7 @@
         </w:trPr>
         <w:tc>
           <w:tcPr>
-            <w:tcW w:w="1284" w:type="dxa"/>
+            <w:tcW w:w="1255" w:type="dxa"/>
             <w:vAlign w:val="center"/>
           </w:tcPr>
           <w:p>
@@ -2869,7 +2885,7 @@
         </w:tc>
         <w:tc>
           <w:tcPr>
-            <w:tcW w:w="1658" w:type="dxa"/>
+            <w:tcW w:w="1620" w:type="dxa"/>
             <w:vAlign w:val="center"/>
           </w:tcPr>
           <w:p>
@@ -3026,7 +3042,7 @@
         </w:tc>
         <w:tc>
           <w:tcPr>
-            <w:tcW w:w="5894" w:type="dxa"/>
+            <w:tcW w:w="5760" w:type="dxa"/>
             <w:vAlign w:val="center"/>
           </w:tcPr>
           <w:p>
@@ -3055,7 +3071,7 @@
         </w:tc>
         <w:tc>
           <w:tcPr>
-            <w:tcW w:w="1779" w:type="dxa"/>
+            <w:tcW w:w="1867" w:type="dxa"/>
             <w:vAlign w:val="center"/>
           </w:tcPr>
           <w:p>
@@ -3091,7 +3107,7 @@
         </w:trPr>
         <w:tc>
           <w:tcPr>
-            <w:tcW w:w="1284" w:type="dxa"/>
+            <w:tcW w:w="1255" w:type="dxa"/>
             <w:vAlign w:val="center"/>
           </w:tcPr>
           <w:p>
@@ -3121,7 +3137,7 @@
         </w:tc>
         <w:tc>
           <w:tcPr>
-            <w:tcW w:w="1658" w:type="dxa"/>
+            <w:tcW w:w="1620" w:type="dxa"/>
             <w:vAlign w:val="center"/>
           </w:tcPr>
           <w:p>
@@ -3201,7 +3217,7 @@
         </w:tc>
         <w:tc>
           <w:tcPr>
-            <w:tcW w:w="5894" w:type="dxa"/>
+            <w:tcW w:w="5760" w:type="dxa"/>
             <w:vAlign w:val="center"/>
           </w:tcPr>
           <w:p>
@@ -3254,7 +3270,7 @@
         </w:tc>
         <w:tc>
           <w:tcPr>
-            <w:tcW w:w="1779" w:type="dxa"/>
+            <w:tcW w:w="1867" w:type="dxa"/>
             <w:vAlign w:val="center"/>
           </w:tcPr>
           <w:p>
@@ -3378,7 +3394,7 @@
         </w:trPr>
         <w:tc>
           <w:tcPr>
-            <w:tcW w:w="1284" w:type="dxa"/>
+            <w:tcW w:w="1255" w:type="dxa"/>
             <w:vAlign w:val="center"/>
           </w:tcPr>
           <w:p>
@@ -3408,7 +3424,7 @@
         </w:tc>
         <w:tc>
           <w:tcPr>
-            <w:tcW w:w="1658" w:type="dxa"/>
+            <w:tcW w:w="1620" w:type="dxa"/>
             <w:vAlign w:val="center"/>
           </w:tcPr>
           <w:p>
@@ -3486,7 +3502,7 @@
         </w:tc>
         <w:tc>
           <w:tcPr>
-            <w:tcW w:w="5894" w:type="dxa"/>
+            <w:tcW w:w="5760" w:type="dxa"/>
             <w:vAlign w:val="center"/>
           </w:tcPr>
           <w:p>
@@ -3555,7 +3571,7 @@
         </w:tc>
         <w:tc>
           <w:tcPr>
-            <w:tcW w:w="1779" w:type="dxa"/>
+            <w:tcW w:w="1867" w:type="dxa"/>
             <w:vAlign w:val="center"/>
           </w:tcPr>
           <w:p>
@@ -3607,7 +3623,7 @@
         </w:trPr>
         <w:tc>
           <w:tcPr>
-            <w:tcW w:w="1284" w:type="dxa"/>
+            <w:tcW w:w="1255" w:type="dxa"/>
             <w:vAlign w:val="center"/>
           </w:tcPr>
           <w:p>
@@ -3637,7 +3653,7 @@
         </w:tc>
         <w:tc>
           <w:tcPr>
-            <w:tcW w:w="1658" w:type="dxa"/>
+            <w:tcW w:w="1620" w:type="dxa"/>
             <w:vAlign w:val="center"/>
           </w:tcPr>
           <w:p>
@@ -3796,7 +3812,7 @@
         </w:tc>
         <w:tc>
           <w:tcPr>
-            <w:tcW w:w="5894" w:type="dxa"/>
+            <w:tcW w:w="5760" w:type="dxa"/>
             <w:vAlign w:val="center"/>
           </w:tcPr>
           <w:p>
@@ -3823,7 +3839,7 @@
         </w:tc>
         <w:tc>
           <w:tcPr>
-            <w:tcW w:w="1779" w:type="dxa"/>
+            <w:tcW w:w="1867" w:type="dxa"/>
             <w:vAlign w:val="center"/>
           </w:tcPr>
           <w:p>
@@ -3886,6 +3902,7 @@
           <w:b/>
           <w:bCs/>
         </w:rPr>
+        <w:lastRenderedPageBreak/>
         <w:t>Automatic Scheduling Controls</w:t>
       </w:r>
     </w:p>
@@ -3951,17 +3968,17 @@
     <w:tbl>
       <w:tblPr>
         <w:tblStyle w:val="TableGrid"/>
-        <w:tblW w:w="4939" w:type="pct"/>
+        <w:tblW w:w="5000" w:type="pct"/>
         <w:tblLayout w:type="fixed"/>
         <w:tblLook w:val="0020" w:firstRow="1" w:lastRow="0" w:firstColumn="0" w:lastColumn="0" w:noHBand="0" w:noVBand="0"/>
         <w:tblCaption w:val="Table A-2. Automatic Scheduling Control Construction Inspection (NA7.8.7)"/>
         <w:tblDescription w:val="Table A-2. Automatic Scheduling Control Construction Inspection (NA7.8.7)"/>
       </w:tblPr>
       <w:tblGrid>
-        <w:gridCol w:w="1255"/>
-        <w:gridCol w:w="1655"/>
-        <w:gridCol w:w="5927"/>
-        <w:gridCol w:w="1779"/>
+        <w:gridCol w:w="1227"/>
+        <w:gridCol w:w="1617"/>
+        <w:gridCol w:w="5791"/>
+        <w:gridCol w:w="1867"/>
       </w:tblGrid>
       <w:tr>
         <w:trPr>
@@ -3971,7 +3988,7 @@
         </w:trPr>
         <w:tc>
           <w:tcPr>
-            <w:tcW w:w="1255" w:type="dxa"/>
+            <w:tcW w:w="1227" w:type="dxa"/>
             <w:vAlign w:val="bottom"/>
           </w:tcPr>
           <w:p>
@@ -4002,7 +4019,7 @@
         </w:tc>
         <w:tc>
           <w:tcPr>
-            <w:tcW w:w="1655" w:type="dxa"/>
+            <w:tcW w:w="1617" w:type="dxa"/>
             <w:vAlign w:val="bottom"/>
           </w:tcPr>
           <w:p>
@@ -4032,7 +4049,7 @@
         </w:tc>
         <w:tc>
           <w:tcPr>
-            <w:tcW w:w="5926" w:type="dxa"/>
+            <w:tcW w:w="5791" w:type="dxa"/>
             <w:vAlign w:val="bottom"/>
           </w:tcPr>
           <w:p>
@@ -4056,13 +4073,13 @@
                 <w:bCs/>
                 <w:szCs w:val="24"/>
               </w:rPr>
-              <w:t>Functional Test</w:t>
+              <w:t>Item</w:t>
             </w:r>
           </w:p>
         </w:tc>
         <w:tc>
           <w:tcPr>
-            <w:tcW w:w="1779" w:type="dxa"/>
+            <w:tcW w:w="1867" w:type="dxa"/>
             <w:vAlign w:val="bottom"/>
           </w:tcPr>
           <w:p>
@@ -4097,6 +4114,14 @@
                 <w:szCs w:val="24"/>
               </w:rPr>
               <w:br/>
+            </w:r>
+            <w:r>
+              <w:rPr>
+                <w:rFonts w:cs="Tahoma"/>
+                <w:b/>
+                <w:bCs/>
+                <w:szCs w:val="24"/>
+              </w:rPr>
               <w:t>Reference</w:t>
             </w:r>
           </w:p>
@@ -4109,7 +4134,7 @@
         </w:trPr>
         <w:tc>
           <w:tcPr>
-            <w:tcW w:w="1255" w:type="dxa"/>
+            <w:tcW w:w="1227" w:type="dxa"/>
             <w:vAlign w:val="center"/>
           </w:tcPr>
           <w:p>
@@ -4139,7 +4164,7 @@
         </w:tc>
         <w:tc>
           <w:tcPr>
-            <w:tcW w:w="1655" w:type="dxa"/>
+            <w:tcW w:w="1617" w:type="dxa"/>
             <w:vAlign w:val="center"/>
           </w:tcPr>
           <w:p>
@@ -4217,7 +4242,7 @@
         </w:tc>
         <w:tc>
           <w:tcPr>
-            <w:tcW w:w="5926" w:type="dxa"/>
+            <w:tcW w:w="5791" w:type="dxa"/>
             <w:vAlign w:val="center"/>
           </w:tcPr>
           <w:p>
@@ -4265,7 +4290,7 @@
         </w:tc>
         <w:tc>
           <w:tcPr>
-            <w:tcW w:w="1779" w:type="dxa"/>
+            <w:tcW w:w="1867" w:type="dxa"/>
             <w:vAlign w:val="center"/>
           </w:tcPr>
           <w:p>
@@ -4317,7 +4342,7 @@
         </w:trPr>
         <w:tc>
           <w:tcPr>
-            <w:tcW w:w="1255" w:type="dxa"/>
+            <w:tcW w:w="1227" w:type="dxa"/>
             <w:vAlign w:val="center"/>
           </w:tcPr>
           <w:p>
@@ -4347,7 +4372,7 @@
         </w:tc>
         <w:tc>
           <w:tcPr>
-            <w:tcW w:w="1655" w:type="dxa"/>
+            <w:tcW w:w="1617" w:type="dxa"/>
             <w:vAlign w:val="center"/>
           </w:tcPr>
           <w:p>
@@ -4425,7 +4450,7 @@
         </w:tc>
         <w:tc>
           <w:tcPr>
-            <w:tcW w:w="5926" w:type="dxa"/>
+            <w:tcW w:w="5791" w:type="dxa"/>
             <w:vAlign w:val="center"/>
           </w:tcPr>
           <w:p>
@@ -4573,7 +4598,7 @@
         </w:tc>
         <w:tc>
           <w:tcPr>
-            <w:tcW w:w="1779" w:type="dxa"/>
+            <w:tcW w:w="1867" w:type="dxa"/>
             <w:vAlign w:val="center"/>
           </w:tcPr>
           <w:p>
@@ -4625,7 +4650,7 @@
         </w:trPr>
         <w:tc>
           <w:tcPr>
-            <w:tcW w:w="1255" w:type="dxa"/>
+            <w:tcW w:w="1227" w:type="dxa"/>
             <w:vAlign w:val="center"/>
           </w:tcPr>
           <w:p>
@@ -4655,7 +4680,7 @@
         </w:tc>
         <w:tc>
           <w:tcPr>
-            <w:tcW w:w="1655" w:type="dxa"/>
+            <w:tcW w:w="1617" w:type="dxa"/>
             <w:vAlign w:val="center"/>
           </w:tcPr>
           <w:p>
@@ -4692,7 +4717,7 @@
                 </w:ffData>
               </w:fldChar>
             </w:r>
-            <w:bookmarkStart w:id="4" w:name="Check7"/>
+            <w:bookmarkStart w:name="Check7" w:id="4"/>
             <w:r>
               <w:rPr>
                 <w:rFonts w:cs="Tahoma"/>
@@ -4735,7 +4760,7 @@
         </w:tc>
         <w:tc>
           <w:tcPr>
-            <w:tcW w:w="5926" w:type="dxa"/>
+            <w:tcW w:w="5791" w:type="dxa"/>
             <w:vAlign w:val="center"/>
           </w:tcPr>
           <w:p>
@@ -4825,7 +4850,7 @@
         </w:tc>
         <w:tc>
           <w:tcPr>
-            <w:tcW w:w="1779" w:type="dxa"/>
+            <w:tcW w:w="1867" w:type="dxa"/>
             <w:vAlign w:val="center"/>
           </w:tcPr>
           <w:p>
@@ -4877,7 +4902,7 @@
         </w:trPr>
         <w:tc>
           <w:tcPr>
-            <w:tcW w:w="1255" w:type="dxa"/>
+            <w:tcW w:w="1227" w:type="dxa"/>
             <w:vAlign w:val="center"/>
           </w:tcPr>
           <w:p>
@@ -4907,7 +4932,7 @@
         </w:tc>
         <w:tc>
           <w:tcPr>
-            <w:tcW w:w="1655" w:type="dxa"/>
+            <w:tcW w:w="1617" w:type="dxa"/>
             <w:vAlign w:val="center"/>
           </w:tcPr>
           <w:p>
@@ -4985,7 +5010,7 @@
         </w:tc>
         <w:tc>
           <w:tcPr>
-            <w:tcW w:w="5926" w:type="dxa"/>
+            <w:tcW w:w="5791" w:type="dxa"/>
             <w:vAlign w:val="center"/>
           </w:tcPr>
           <w:p>
@@ -5014,7 +5039,7 @@
         </w:tc>
         <w:tc>
           <w:tcPr>
-            <w:tcW w:w="1779" w:type="dxa"/>
+            <w:tcW w:w="1867" w:type="dxa"/>
             <w:vAlign w:val="center"/>
           </w:tcPr>
           <w:p>
@@ -5066,7 +5091,7 @@
         </w:trPr>
         <w:tc>
           <w:tcPr>
-            <w:tcW w:w="1255" w:type="dxa"/>
+            <w:tcW w:w="1227" w:type="dxa"/>
             <w:vAlign w:val="center"/>
           </w:tcPr>
           <w:p>
@@ -5096,7 +5121,7 @@
         </w:tc>
         <w:tc>
           <w:tcPr>
-            <w:tcW w:w="1655" w:type="dxa"/>
+            <w:tcW w:w="1617" w:type="dxa"/>
             <w:vAlign w:val="center"/>
           </w:tcPr>
           <w:p>
@@ -5245,7 +5270,7 @@
         </w:tc>
         <w:tc>
           <w:tcPr>
-            <w:tcW w:w="5926" w:type="dxa"/>
+            <w:tcW w:w="5791" w:type="dxa"/>
             <w:vAlign w:val="center"/>
           </w:tcPr>
           <w:p>
@@ -5282,7 +5307,7 @@
         </w:tc>
         <w:tc>
           <w:tcPr>
-            <w:tcW w:w="1779" w:type="dxa"/>
+            <w:tcW w:w="1867" w:type="dxa"/>
             <w:vAlign w:val="center"/>
           </w:tcPr>
           <w:p>
@@ -5823,17 +5848,17 @@
     <w:tbl>
       <w:tblPr>
         <w:tblStyle w:val="TableGrid"/>
-        <w:tblW w:w="4939" w:type="pct"/>
+        <w:tblW w:w="5000" w:type="pct"/>
         <w:tblLayout w:type="fixed"/>
         <w:tblLook w:val="0020" w:firstRow="1" w:lastRow="0" w:firstColumn="0" w:lastColumn="0" w:noHBand="0" w:noVBand="0"/>
         <w:tblCaption w:val="B-2. Automatic Scheduling Control Functional Testing (NA7.8.8)"/>
         <w:tblDescription w:val="B-2. Automatic Scheduling Control Functional Testing (NA7.8.8)"/>
       </w:tblPr>
       <w:tblGrid>
-        <w:gridCol w:w="1255"/>
-        <w:gridCol w:w="1655"/>
-        <w:gridCol w:w="5928"/>
-        <w:gridCol w:w="1778"/>
+        <w:gridCol w:w="1227"/>
+        <w:gridCol w:w="1617"/>
+        <w:gridCol w:w="5791"/>
+        <w:gridCol w:w="1867"/>
       </w:tblGrid>
       <w:tr>
         <w:trPr>
@@ -5843,7 +5868,7 @@
         </w:trPr>
         <w:tc>
           <w:tcPr>
-            <w:tcW w:w="1255" w:type="dxa"/>
+            <w:tcW w:w="1227" w:type="dxa"/>
             <w:vAlign w:val="bottom"/>
           </w:tcPr>
           <w:p>
@@ -5874,7 +5899,7 @@
         </w:tc>
         <w:tc>
           <w:tcPr>
-            <w:tcW w:w="1655" w:type="dxa"/>
+            <w:tcW w:w="1617" w:type="dxa"/>
             <w:vAlign w:val="bottom"/>
           </w:tcPr>
           <w:p>
@@ -5904,7 +5929,7 @@
         </w:tc>
         <w:tc>
           <w:tcPr>
-            <w:tcW w:w="5927" w:type="dxa"/>
+            <w:tcW w:w="5791" w:type="dxa"/>
             <w:vAlign w:val="bottom"/>
           </w:tcPr>
           <w:p>
@@ -5934,7 +5959,7 @@
         </w:tc>
         <w:tc>
           <w:tcPr>
-            <w:tcW w:w="1778" w:type="dxa"/>
+            <w:tcW w:w="1867" w:type="dxa"/>
             <w:vAlign w:val="bottom"/>
           </w:tcPr>
           <w:p>
@@ -5969,6 +5994,14 @@
                 <w:szCs w:val="24"/>
               </w:rPr>
               <w:br/>
+            </w:r>
+            <w:r>
+              <w:rPr>
+                <w:rFonts w:cs="Tahoma"/>
+                <w:b/>
+                <w:bCs/>
+                <w:szCs w:val="24"/>
+              </w:rPr>
               <w:t>Reference</w:t>
             </w:r>
           </w:p>
@@ -5981,7 +6014,7 @@
         </w:trPr>
         <w:tc>
           <w:tcPr>
-            <w:tcW w:w="1255" w:type="dxa"/>
+            <w:tcW w:w="1227" w:type="dxa"/>
             <w:vAlign w:val="center"/>
           </w:tcPr>
           <w:p>
@@ -6011,7 +6044,7 @@
         </w:tc>
         <w:tc>
           <w:tcPr>
-            <w:tcW w:w="1655" w:type="dxa"/>
+            <w:tcW w:w="1617" w:type="dxa"/>
             <w:vAlign w:val="center"/>
           </w:tcPr>
           <w:p>
@@ -6160,7 +6193,7 @@
         </w:tc>
         <w:tc>
           <w:tcPr>
-            <w:tcW w:w="5927" w:type="dxa"/>
+            <w:tcW w:w="5791" w:type="dxa"/>
             <w:vAlign w:val="center"/>
           </w:tcPr>
           <w:p>
@@ -6208,7 +6241,7 @@
         </w:tc>
         <w:tc>
           <w:tcPr>
-            <w:tcW w:w="1778" w:type="dxa"/>
+            <w:tcW w:w="1867" w:type="dxa"/>
             <w:vAlign w:val="center"/>
           </w:tcPr>
           <w:p>
@@ -6324,7 +6357,7 @@
         </w:trPr>
         <w:tc>
           <w:tcPr>
-            <w:tcW w:w="1255" w:type="dxa"/>
+            <w:tcW w:w="1227" w:type="dxa"/>
             <w:vAlign w:val="center"/>
           </w:tcPr>
           <w:p>
@@ -6354,7 +6387,7 @@
         </w:tc>
         <w:tc>
           <w:tcPr>
-            <w:tcW w:w="1655" w:type="dxa"/>
+            <w:tcW w:w="1617" w:type="dxa"/>
             <w:vAlign w:val="center"/>
           </w:tcPr>
           <w:p>
@@ -6503,7 +6536,7 @@
         </w:tc>
         <w:tc>
           <w:tcPr>
-            <w:tcW w:w="5927" w:type="dxa"/>
+            <w:tcW w:w="5791" w:type="dxa"/>
             <w:vAlign w:val="center"/>
           </w:tcPr>
           <w:p>
@@ -6572,7 +6605,7 @@
         </w:tc>
         <w:tc>
           <w:tcPr>
-            <w:tcW w:w="1778" w:type="dxa"/>
+            <w:tcW w:w="1867" w:type="dxa"/>
             <w:vAlign w:val="center"/>
           </w:tcPr>
           <w:p>
@@ -6724,7 +6757,7 @@
         </w:trPr>
         <w:tc>
           <w:tcPr>
-            <w:tcW w:w="1255" w:type="dxa"/>
+            <w:tcW w:w="1227" w:type="dxa"/>
             <w:vAlign w:val="center"/>
           </w:tcPr>
           <w:p>
@@ -6754,7 +6787,7 @@
         </w:tc>
         <w:tc>
           <w:tcPr>
-            <w:tcW w:w="1655" w:type="dxa"/>
+            <w:tcW w:w="1617" w:type="dxa"/>
             <w:vAlign w:val="center"/>
           </w:tcPr>
           <w:p>
@@ -6903,7 +6936,7 @@
         </w:tc>
         <w:tc>
           <w:tcPr>
-            <w:tcW w:w="5927" w:type="dxa"/>
+            <w:tcW w:w="5791" w:type="dxa"/>
             <w:vAlign w:val="center"/>
           </w:tcPr>
           <w:p>
@@ -6993,7 +7026,7 @@
         </w:tc>
         <w:tc>
           <w:tcPr>
-            <w:tcW w:w="1778" w:type="dxa"/>
+            <w:tcW w:w="1867" w:type="dxa"/>
             <w:vAlign w:val="center"/>
           </w:tcPr>
           <w:p>
@@ -7217,7 +7250,7 @@
         </w:trPr>
         <w:tc>
           <w:tcPr>
-            <w:tcW w:w="1255" w:type="dxa"/>
+            <w:tcW w:w="1227" w:type="dxa"/>
             <w:vAlign w:val="center"/>
           </w:tcPr>
           <w:p>
@@ -7247,7 +7280,7 @@
         </w:tc>
         <w:tc>
           <w:tcPr>
-            <w:tcW w:w="1655" w:type="dxa"/>
+            <w:tcW w:w="1617" w:type="dxa"/>
             <w:vAlign w:val="center"/>
           </w:tcPr>
           <w:p>
@@ -7396,7 +7429,7 @@
         </w:tc>
         <w:tc>
           <w:tcPr>
-            <w:tcW w:w="5927" w:type="dxa"/>
+            <w:tcW w:w="5791" w:type="dxa"/>
             <w:vAlign w:val="center"/>
           </w:tcPr>
           <w:p>
@@ -7425,7 +7458,7 @@
         </w:tc>
         <w:tc>
           <w:tcPr>
-            <w:tcW w:w="1778" w:type="dxa"/>
+            <w:tcW w:w="1867" w:type="dxa"/>
             <w:vAlign w:val="center"/>
           </w:tcPr>
           <w:p>
@@ -7624,17 +7657,17 @@
     <w:tbl>
       <w:tblPr>
         <w:tblStyle w:val="TableGrid"/>
-        <w:tblW w:w="4939" w:type="pct"/>
+        <w:tblW w:w="5000" w:type="pct"/>
         <w:tblLayout w:type="fixed"/>
         <w:tblLook w:val="0020" w:firstRow="1" w:lastRow="0" w:firstColumn="0" w:lastColumn="0" w:noHBand="0" w:noVBand="0"/>
         <w:tblCaption w:val="A-3. Automatic Scheduling Control and Motion Sensor Construction Inspection (NA7.8.7)"/>
         <w:tblDescription w:val="A-3. Automatic Scheduling Control and Motion Sensor Construction Inspection (NA7.8.7)"/>
       </w:tblPr>
       <w:tblGrid>
-        <w:gridCol w:w="1255"/>
-        <w:gridCol w:w="1655"/>
-        <w:gridCol w:w="5927"/>
-        <w:gridCol w:w="1779"/>
+        <w:gridCol w:w="1227"/>
+        <w:gridCol w:w="1617"/>
+        <w:gridCol w:w="5791"/>
+        <w:gridCol w:w="1867"/>
       </w:tblGrid>
       <w:tr>
         <w:trPr>
@@ -7644,7 +7677,8 @@
         </w:trPr>
         <w:tc>
           <w:tcPr>
-            <w:tcW w:w="1255" w:type="dxa"/>
+            <w:tcW w:w="1227" w:type="dxa"/>
+            <w:tcMar/>
             <w:vAlign w:val="bottom"/>
           </w:tcPr>
           <w:p>
@@ -7675,7 +7709,8 @@
         </w:tc>
         <w:tc>
           <w:tcPr>
-            <w:tcW w:w="1655" w:type="dxa"/>
+            <w:tcW w:w="1617" w:type="dxa"/>
+            <w:tcMar/>
             <w:vAlign w:val="bottom"/>
           </w:tcPr>
           <w:p>
@@ -7705,7 +7740,39 @@
         </w:tc>
         <w:tc>
           <w:tcPr>
-            <w:tcW w:w="5926" w:type="dxa"/>
+            <w:tcW w:w="5791" w:type="dxa"/>
+            <w:tcMar/>
+            <w:vAlign w:val="bottom"/>
+          </w:tcPr>
+          <w:p>
+            <w:pPr>
+              <w:pStyle w:val="Normal"/>
+              <w:bidi w:val="0"/>
+              <w:spacing w:before="0" w:beforeAutospacing="off" w:after="0" w:afterAutospacing="off" w:line="240" w:lineRule="auto"/>
+              <w:ind w:left="90" w:right="0"/>
+              <w:jc w:val="left"/>
+              <w:rPr>
+                <w:rFonts w:ascii="Tahoma" w:hAnsi="Tahoma" w:eastAsia="Calibri" w:cs="Times New Roman"/>
+                <w:b w:val="1"/>
+                <w:bCs w:val="1"/>
+                <w:sz w:val="24"/>
+                <w:szCs w:val="24"/>
+              </w:rPr>
+            </w:pPr>
+            <w:r>
+              <w:rPr>
+                <w:rFonts w:cs="Tahoma"/>
+                <w:b w:val="1"/>
+                <w:bCs w:val="1"/>
+              </w:rPr>
+              <w:t>Item</w:t>
+            </w:r>
+          </w:p>
+        </w:tc>
+        <w:tc>
+          <w:tcPr>
+            <w:tcW w:w="1867" w:type="dxa"/>
+            <w:tcMar/>
             <w:vAlign w:val="bottom"/>
           </w:tcPr>
           <w:p>
@@ -7716,6 +7783,7 @@
               <w:spacing w:after="0" w:line="240" w:lineRule="auto"/>
               <w:ind w:left="90"/>
               <w:contextualSpacing/>
+              <w:jc w:val="center"/>
               <w:rPr>
                 <w:rFonts w:cs="Tahoma"/>
                 <w:bCs/>
@@ -7729,30 +7797,8 @@
                 <w:bCs/>
                 <w:szCs w:val="24"/>
               </w:rPr>
-              <w:t>Functional Test</w:t>
-            </w:r>
-          </w:p>
-        </w:tc>
-        <w:tc>
-          <w:tcPr>
-            <w:tcW w:w="1779" w:type="dxa"/>
-            <w:vAlign w:val="bottom"/>
-          </w:tcPr>
-          <w:p>
-            <w:pPr>
-              <w:autoSpaceDE w:val="0"/>
-              <w:autoSpaceDN w:val="0"/>
-              <w:adjustRightInd w:val="0"/>
-              <w:spacing w:after="0" w:line="240" w:lineRule="auto"/>
-              <w:ind w:left="90"/>
-              <w:contextualSpacing/>
-              <w:jc w:val="center"/>
-              <w:rPr>
-                <w:rFonts w:cs="Tahoma"/>
-                <w:bCs/>
-                <w:szCs w:val="24"/>
-              </w:rPr>
-            </w:pPr>
+              <w:t>Code</w:t>
+            </w:r>
             <w:r>
               <w:rPr>
                 <w:rFonts w:cs="Tahoma"/>
@@ -7760,7 +7806,7 @@
                 <w:bCs/>
                 <w:szCs w:val="24"/>
               </w:rPr>
-              <w:t>Code</w:t>
+              <w:br/>
             </w:r>
             <w:r>
               <w:rPr>
@@ -7769,7 +7815,6 @@
                 <w:bCs/>
                 <w:szCs w:val="24"/>
               </w:rPr>
-              <w:br/>
               <w:t>Reference</w:t>
             </w:r>
           </w:p>
@@ -7782,7 +7827,8 @@
         </w:trPr>
         <w:tc>
           <w:tcPr>
-            <w:tcW w:w="1255" w:type="dxa"/>
+            <w:tcW w:w="1227" w:type="dxa"/>
+            <w:tcMar/>
             <w:vAlign w:val="center"/>
           </w:tcPr>
           <w:p>
@@ -7812,7 +7858,8 @@
         </w:tc>
         <w:tc>
           <w:tcPr>
-            <w:tcW w:w="1655" w:type="dxa"/>
+            <w:tcW w:w="1617" w:type="dxa"/>
+            <w:tcMar/>
             <w:vAlign w:val="center"/>
           </w:tcPr>
           <w:p>
@@ -7890,7 +7937,8 @@
         </w:tc>
         <w:tc>
           <w:tcPr>
-            <w:tcW w:w="5926" w:type="dxa"/>
+            <w:tcW w:w="5791" w:type="dxa"/>
+            <w:tcMar/>
             <w:vAlign w:val="center"/>
           </w:tcPr>
           <w:p>
@@ -7973,7 +8021,8 @@
         </w:tc>
         <w:tc>
           <w:tcPr>
-            <w:tcW w:w="1779" w:type="dxa"/>
+            <w:tcW w:w="1867" w:type="dxa"/>
+            <w:tcMar/>
             <w:vAlign w:val="center"/>
           </w:tcPr>
           <w:p>
@@ -8025,7 +8074,8 @@
         </w:trPr>
         <w:tc>
           <w:tcPr>
-            <w:tcW w:w="1255" w:type="dxa"/>
+            <w:tcW w:w="1227" w:type="dxa"/>
+            <w:tcMar/>
             <w:vAlign w:val="center"/>
           </w:tcPr>
           <w:p>
@@ -8055,7 +8105,8 @@
         </w:tc>
         <w:tc>
           <w:tcPr>
-            <w:tcW w:w="1655" w:type="dxa"/>
+            <w:tcW w:w="1617" w:type="dxa"/>
+            <w:tcMar/>
             <w:vAlign w:val="center"/>
           </w:tcPr>
           <w:p>
@@ -8133,7 +8184,8 @@
         </w:tc>
         <w:tc>
           <w:tcPr>
-            <w:tcW w:w="5926" w:type="dxa"/>
+            <w:tcW w:w="5791" w:type="dxa"/>
+            <w:tcMar/>
             <w:vAlign w:val="center"/>
           </w:tcPr>
           <w:p>
@@ -8181,7 +8233,8 @@
         </w:tc>
         <w:tc>
           <w:tcPr>
-            <w:tcW w:w="1779" w:type="dxa"/>
+            <w:tcW w:w="1867" w:type="dxa"/>
+            <w:tcMar/>
             <w:vAlign w:val="center"/>
           </w:tcPr>
           <w:p>
@@ -8249,7 +8302,8 @@
         </w:trPr>
         <w:tc>
           <w:tcPr>
-            <w:tcW w:w="1255" w:type="dxa"/>
+            <w:tcW w:w="1227" w:type="dxa"/>
+            <w:tcMar/>
             <w:vAlign w:val="center"/>
           </w:tcPr>
           <w:p>
@@ -8279,7 +8333,8 @@
         </w:tc>
         <w:tc>
           <w:tcPr>
-            <w:tcW w:w="1655" w:type="dxa"/>
+            <w:tcW w:w="1617" w:type="dxa"/>
+            <w:tcMar/>
             <w:vAlign w:val="center"/>
           </w:tcPr>
           <w:p>
@@ -8357,7 +8412,8 @@
         </w:tc>
         <w:tc>
           <w:tcPr>
-            <w:tcW w:w="5926" w:type="dxa"/>
+            <w:tcW w:w="5791" w:type="dxa"/>
+            <w:tcMar/>
             <w:vAlign w:val="center"/>
           </w:tcPr>
           <w:p>
@@ -8394,7 +8450,8 @@
         </w:tc>
         <w:tc>
           <w:tcPr>
-            <w:tcW w:w="1779" w:type="dxa"/>
+            <w:tcW w:w="1867" w:type="dxa"/>
+            <w:tcMar/>
             <w:vAlign w:val="center"/>
           </w:tcPr>
           <w:p>
@@ -8446,7 +8503,8 @@
         </w:trPr>
         <w:tc>
           <w:tcPr>
-            <w:tcW w:w="1255" w:type="dxa"/>
+            <w:tcW w:w="1227" w:type="dxa"/>
+            <w:tcMar/>
             <w:vAlign w:val="center"/>
           </w:tcPr>
           <w:p>
@@ -8476,7 +8534,8 @@
         </w:tc>
         <w:tc>
           <w:tcPr>
-            <w:tcW w:w="1655" w:type="dxa"/>
+            <w:tcW w:w="1617" w:type="dxa"/>
+            <w:tcMar/>
             <w:vAlign w:val="center"/>
           </w:tcPr>
           <w:p>
@@ -8625,7 +8684,8 @@
         </w:tc>
         <w:tc>
           <w:tcPr>
-            <w:tcW w:w="5926" w:type="dxa"/>
+            <w:tcW w:w="5791" w:type="dxa"/>
+            <w:tcMar/>
             <w:vAlign w:val="center"/>
           </w:tcPr>
           <w:p>
@@ -8654,7 +8714,8 @@
         </w:tc>
         <w:tc>
           <w:tcPr>
-            <w:tcW w:w="1779" w:type="dxa"/>
+            <w:tcW w:w="1867" w:type="dxa"/>
+            <w:tcMar/>
             <w:vAlign w:val="center"/>
           </w:tcPr>
           <w:p>
@@ -9213,17 +9274,17 @@
     <w:tbl>
       <w:tblPr>
         <w:tblStyle w:val="TableGrid"/>
-        <w:tblW w:w="4939" w:type="pct"/>
+        <w:tblW w:w="5000" w:type="pct"/>
         <w:tblLayout w:type="fixed"/>
         <w:tblLook w:val="0020" w:firstRow="1" w:lastRow="0" w:firstColumn="0" w:lastColumn="0" w:noHBand="0" w:noVBand="0"/>
         <w:tblCaption w:val="B-3. Automatic Scheduling Control and Motion Sensor Functional Testing (NA7.8.8)"/>
         <w:tblDescription w:val="B-3. Automatic Scheduling Control and Motion Sensor Functional Testing (NA7.8.8)"/>
       </w:tblPr>
       <w:tblGrid>
-        <w:gridCol w:w="1255"/>
-        <w:gridCol w:w="1655"/>
-        <w:gridCol w:w="5927"/>
-        <w:gridCol w:w="1779"/>
+        <w:gridCol w:w="1227"/>
+        <w:gridCol w:w="1617"/>
+        <w:gridCol w:w="5791"/>
+        <w:gridCol w:w="1867"/>
       </w:tblGrid>
       <w:tr>
         <w:trPr>
@@ -9233,7 +9294,7 @@
         </w:trPr>
         <w:tc>
           <w:tcPr>
-            <w:tcW w:w="1255" w:type="dxa"/>
+            <w:tcW w:w="1227" w:type="dxa"/>
             <w:vAlign w:val="bottom"/>
           </w:tcPr>
           <w:p>
@@ -9264,7 +9325,7 @@
         </w:tc>
         <w:tc>
           <w:tcPr>
-            <w:tcW w:w="1655" w:type="dxa"/>
+            <w:tcW w:w="1617" w:type="dxa"/>
             <w:vAlign w:val="bottom"/>
           </w:tcPr>
           <w:p>
@@ -9294,7 +9355,7 @@
         </w:tc>
         <w:tc>
           <w:tcPr>
-            <w:tcW w:w="5926" w:type="dxa"/>
+            <w:tcW w:w="5791" w:type="dxa"/>
             <w:vAlign w:val="bottom"/>
           </w:tcPr>
           <w:p>
@@ -9324,7 +9385,7 @@
         </w:tc>
         <w:tc>
           <w:tcPr>
-            <w:tcW w:w="1779" w:type="dxa"/>
+            <w:tcW w:w="1867" w:type="dxa"/>
             <w:vAlign w:val="bottom"/>
           </w:tcPr>
           <w:p>
@@ -9359,6 +9420,14 @@
                 <w:szCs w:val="24"/>
               </w:rPr>
               <w:br/>
+            </w:r>
+            <w:r>
+              <w:rPr>
+                <w:rFonts w:cs="Tahoma"/>
+                <w:b/>
+                <w:bCs/>
+                <w:szCs w:val="24"/>
+              </w:rPr>
               <w:t>Reference</w:t>
             </w:r>
           </w:p>
@@ -9371,7 +9440,7 @@
         </w:trPr>
         <w:tc>
           <w:tcPr>
-            <w:tcW w:w="1255" w:type="dxa"/>
+            <w:tcW w:w="1227" w:type="dxa"/>
             <w:vAlign w:val="center"/>
           </w:tcPr>
           <w:p>
@@ -9401,7 +9470,7 @@
         </w:tc>
         <w:tc>
           <w:tcPr>
-            <w:tcW w:w="1655" w:type="dxa"/>
+            <w:tcW w:w="1617" w:type="dxa"/>
             <w:vAlign w:val="center"/>
           </w:tcPr>
           <w:p>
@@ -9558,7 +9627,7 @@
         </w:tc>
         <w:tc>
           <w:tcPr>
-            <w:tcW w:w="5926" w:type="dxa"/>
+            <w:tcW w:w="5791" w:type="dxa"/>
           </w:tcPr>
           <w:p>
             <w:pPr>
@@ -9599,7 +9668,7 @@
         </w:tc>
         <w:tc>
           <w:tcPr>
-            <w:tcW w:w="1779" w:type="dxa"/>
+            <w:tcW w:w="1867" w:type="dxa"/>
             <w:vAlign w:val="center"/>
           </w:tcPr>
           <w:p>
@@ -9643,7 +9712,7 @@
         </w:trPr>
         <w:tc>
           <w:tcPr>
-            <w:tcW w:w="1255" w:type="dxa"/>
+            <w:tcW w:w="1227" w:type="dxa"/>
             <w:vAlign w:val="center"/>
           </w:tcPr>
           <w:p>
@@ -9673,7 +9742,7 @@
         </w:tc>
         <w:tc>
           <w:tcPr>
-            <w:tcW w:w="1655" w:type="dxa"/>
+            <w:tcW w:w="1617" w:type="dxa"/>
             <w:vAlign w:val="center"/>
           </w:tcPr>
           <w:p>
@@ -9702,7 +9771,7 @@
         </w:tc>
         <w:tc>
           <w:tcPr>
-            <w:tcW w:w="5926" w:type="dxa"/>
+            <w:tcW w:w="5791" w:type="dxa"/>
             <w:vAlign w:val="center"/>
           </w:tcPr>
           <w:p>
@@ -9763,7 +9832,7 @@
         </w:tc>
         <w:tc>
           <w:tcPr>
-            <w:tcW w:w="1779" w:type="dxa"/>
+            <w:tcW w:w="1867" w:type="dxa"/>
             <w:vAlign w:val="center"/>
           </w:tcPr>
           <w:p>
@@ -9807,7 +9876,7 @@
         </w:trPr>
         <w:tc>
           <w:tcPr>
-            <w:tcW w:w="1255" w:type="dxa"/>
+            <w:tcW w:w="1227" w:type="dxa"/>
             <w:vAlign w:val="center"/>
           </w:tcPr>
           <w:p>
@@ -9837,7 +9906,7 @@
         </w:tc>
         <w:tc>
           <w:tcPr>
-            <w:tcW w:w="1655" w:type="dxa"/>
+            <w:tcW w:w="1617" w:type="dxa"/>
             <w:vAlign w:val="center"/>
           </w:tcPr>
           <w:p>
@@ -9986,7 +10055,7 @@
         </w:tc>
         <w:tc>
           <w:tcPr>
-            <w:tcW w:w="5926" w:type="dxa"/>
+            <w:tcW w:w="5791" w:type="dxa"/>
             <w:vAlign w:val="center"/>
           </w:tcPr>
           <w:p>
@@ -10031,7 +10100,7 @@
         </w:tc>
         <w:tc>
           <w:tcPr>
-            <w:tcW w:w="1779" w:type="dxa"/>
+            <w:tcW w:w="1867" w:type="dxa"/>
             <w:vAlign w:val="center"/>
           </w:tcPr>
           <w:p>
@@ -10075,7 +10144,7 @@
         </w:trPr>
         <w:tc>
           <w:tcPr>
-            <w:tcW w:w="1255" w:type="dxa"/>
+            <w:tcW w:w="1227" w:type="dxa"/>
             <w:vAlign w:val="center"/>
           </w:tcPr>
           <w:p>
@@ -10105,7 +10174,7 @@
         </w:tc>
         <w:tc>
           <w:tcPr>
-            <w:tcW w:w="1655" w:type="dxa"/>
+            <w:tcW w:w="1617" w:type="dxa"/>
             <w:vAlign w:val="center"/>
           </w:tcPr>
           <w:p>
@@ -10254,7 +10323,7 @@
         </w:tc>
         <w:tc>
           <w:tcPr>
-            <w:tcW w:w="5926" w:type="dxa"/>
+            <w:tcW w:w="5791" w:type="dxa"/>
             <w:vAlign w:val="center"/>
           </w:tcPr>
           <w:p>
@@ -10299,7 +10368,7 @@
         </w:tc>
         <w:tc>
           <w:tcPr>
-            <w:tcW w:w="1779" w:type="dxa"/>
+            <w:tcW w:w="1867" w:type="dxa"/>
             <w:vAlign w:val="center"/>
           </w:tcPr>
           <w:p>
@@ -10421,7 +10490,7 @@
         </w:trPr>
         <w:tc>
           <w:tcPr>
-            <w:tcW w:w="1255" w:type="dxa"/>
+            <w:tcW w:w="1227" w:type="dxa"/>
             <w:vAlign w:val="center"/>
           </w:tcPr>
           <w:p>
@@ -10451,7 +10520,7 @@
         </w:tc>
         <w:tc>
           <w:tcPr>
-            <w:tcW w:w="1655" w:type="dxa"/>
+            <w:tcW w:w="1617" w:type="dxa"/>
             <w:vAlign w:val="center"/>
           </w:tcPr>
           <w:p>
@@ -10600,7 +10669,7 @@
         </w:tc>
         <w:tc>
           <w:tcPr>
-            <w:tcW w:w="5926" w:type="dxa"/>
+            <w:tcW w:w="5791" w:type="dxa"/>
             <w:vAlign w:val="center"/>
           </w:tcPr>
           <w:p>
@@ -10645,7 +10714,7 @@
         </w:tc>
         <w:tc>
           <w:tcPr>
-            <w:tcW w:w="1779" w:type="dxa"/>
+            <w:tcW w:w="1867" w:type="dxa"/>
             <w:vAlign w:val="center"/>
           </w:tcPr>
           <w:p>
@@ -10689,7 +10758,7 @@
         </w:trPr>
         <w:tc>
           <w:tcPr>
-            <w:tcW w:w="1255" w:type="dxa"/>
+            <w:tcW w:w="1227" w:type="dxa"/>
             <w:vAlign w:val="center"/>
           </w:tcPr>
           <w:p>
@@ -10719,7 +10788,7 @@
         </w:tc>
         <w:tc>
           <w:tcPr>
-            <w:tcW w:w="1655" w:type="dxa"/>
+            <w:tcW w:w="1617" w:type="dxa"/>
             <w:vAlign w:val="center"/>
           </w:tcPr>
           <w:p>
@@ -10748,7 +10817,7 @@
         </w:tc>
         <w:tc>
           <w:tcPr>
-            <w:tcW w:w="5926" w:type="dxa"/>
+            <w:tcW w:w="5791" w:type="dxa"/>
             <w:vAlign w:val="center"/>
           </w:tcPr>
           <w:p>
@@ -10793,7 +10862,7 @@
         </w:tc>
         <w:tc>
           <w:tcPr>
-            <w:tcW w:w="1779" w:type="dxa"/>
+            <w:tcW w:w="1867" w:type="dxa"/>
             <w:vAlign w:val="center"/>
           </w:tcPr>
           <w:p>
@@ -10837,7 +10906,7 @@
         </w:trPr>
         <w:tc>
           <w:tcPr>
-            <w:tcW w:w="1255" w:type="dxa"/>
+            <w:tcW w:w="1227" w:type="dxa"/>
             <w:vAlign w:val="center"/>
           </w:tcPr>
           <w:p>
@@ -10867,7 +10936,7 @@
         </w:tc>
         <w:tc>
           <w:tcPr>
-            <w:tcW w:w="1655" w:type="dxa"/>
+            <w:tcW w:w="1617" w:type="dxa"/>
             <w:vAlign w:val="center"/>
           </w:tcPr>
           <w:p>
@@ -11016,7 +11085,7 @@
         </w:tc>
         <w:tc>
           <w:tcPr>
-            <w:tcW w:w="5926" w:type="dxa"/>
+            <w:tcW w:w="5791" w:type="dxa"/>
             <w:vAlign w:val="center"/>
           </w:tcPr>
           <w:p>
@@ -11101,7 +11170,7 @@
         </w:tc>
         <w:tc>
           <w:tcPr>
-            <w:tcW w:w="1779" w:type="dxa"/>
+            <w:tcW w:w="1867" w:type="dxa"/>
             <w:vAlign w:val="center"/>
           </w:tcPr>
           <w:p>
@@ -11289,7 +11358,7 @@
         </w:trPr>
         <w:tc>
           <w:tcPr>
-            <w:tcW w:w="1255" w:type="dxa"/>
+            <w:tcW w:w="1227" w:type="dxa"/>
             <w:vAlign w:val="center"/>
           </w:tcPr>
           <w:p>
@@ -11319,7 +11388,7 @@
         </w:tc>
         <w:tc>
           <w:tcPr>
-            <w:tcW w:w="1655" w:type="dxa"/>
+            <w:tcW w:w="1617" w:type="dxa"/>
             <w:vAlign w:val="center"/>
           </w:tcPr>
           <w:p>
@@ -11468,7 +11537,7 @@
         </w:tc>
         <w:tc>
           <w:tcPr>
-            <w:tcW w:w="5926" w:type="dxa"/>
+            <w:tcW w:w="5791" w:type="dxa"/>
             <w:vAlign w:val="center"/>
           </w:tcPr>
           <w:p>
@@ -11513,7 +11582,7 @@
         </w:tc>
         <w:tc>
           <w:tcPr>
-            <w:tcW w:w="1779" w:type="dxa"/>
+            <w:tcW w:w="1867" w:type="dxa"/>
             <w:vAlign w:val="center"/>
           </w:tcPr>
           <w:p>
@@ -11597,7 +11666,7 @@
         </w:trPr>
         <w:tc>
           <w:tcPr>
-            <w:tcW w:w="1255" w:type="dxa"/>
+            <w:tcW w:w="1227" w:type="dxa"/>
             <w:vAlign w:val="center"/>
           </w:tcPr>
           <w:p>
@@ -11627,7 +11696,7 @@
         </w:tc>
         <w:tc>
           <w:tcPr>
-            <w:tcW w:w="1655" w:type="dxa"/>
+            <w:tcW w:w="1617" w:type="dxa"/>
             <w:vAlign w:val="center"/>
           </w:tcPr>
           <w:p>
@@ -11776,7 +11845,7 @@
         </w:tc>
         <w:tc>
           <w:tcPr>
-            <w:tcW w:w="5926" w:type="dxa"/>
+            <w:tcW w:w="5791" w:type="dxa"/>
             <w:vAlign w:val="center"/>
           </w:tcPr>
           <w:p>
@@ -11821,7 +11890,7 @@
         </w:tc>
         <w:tc>
           <w:tcPr>
-            <w:tcW w:w="1779" w:type="dxa"/>
+            <w:tcW w:w="1867" w:type="dxa"/>
             <w:vAlign w:val="center"/>
           </w:tcPr>
           <w:p>
@@ -11873,7 +11942,7 @@
         </w:trPr>
         <w:tc>
           <w:tcPr>
-            <w:tcW w:w="1255" w:type="dxa"/>
+            <w:tcW w:w="1227" w:type="dxa"/>
             <w:vAlign w:val="center"/>
           </w:tcPr>
           <w:p>
@@ -11903,7 +11972,7 @@
         </w:tc>
         <w:tc>
           <w:tcPr>
-            <w:tcW w:w="1655" w:type="dxa"/>
+            <w:tcW w:w="1617" w:type="dxa"/>
             <w:vAlign w:val="center"/>
           </w:tcPr>
           <w:p>
@@ -12052,7 +12121,7 @@
         </w:tc>
         <w:tc>
           <w:tcPr>
-            <w:tcW w:w="5926" w:type="dxa"/>
+            <w:tcW w:w="5791" w:type="dxa"/>
             <w:vAlign w:val="center"/>
           </w:tcPr>
           <w:p>
@@ -12081,7 +12150,7 @@
         </w:tc>
         <w:tc>
           <w:tcPr>
-            <w:tcW w:w="1779" w:type="dxa"/>
+            <w:tcW w:w="1867" w:type="dxa"/>
             <w:vAlign w:val="center"/>
           </w:tcPr>
           <w:p>
@@ -12120,12 +12189,10 @@
           <w:szCs w:val="24"/>
         </w:rPr>
         <w:sectPr>
-          <w:headerReference w:type="even" r:id="rId11"/>
-          <w:headerReference w:type="default" r:id="rId12"/>
-          <w:footerReference w:type="default" r:id="rId13"/>
-          <w:headerReference w:type="first" r:id="rId14"/>
-          <w:pgSz w:w="12240" w:h="15840"/>
-          <w:pgMar w:top="994" w:right="576" w:bottom="806" w:left="907" w:header="274" w:footer="576" w:gutter="0"/>
+          <w:headerReference w:type="default" r:id="rId11"/>
+          <w:footerReference w:type="default" r:id="rId12"/>
+          <w:pgSz w:w="12240" w:h="15840" w:orient="portrait"/>
+          <w:pgMar w:top="720" w:right="720" w:bottom="720" w:left="1008" w:header="270" w:footer="576" w:gutter="0"/>
           <w:pgNumType w:start="1"/>
           <w:cols w:space="720"/>
           <w:docGrid w:linePitch="360"/>
@@ -13281,12 +13348,21 @@
                 <w:szCs w:val="24"/>
               </w:rPr>
             </w:pPr>
-            <w:r>
-              <w:rPr>
-                <w:rFonts w:cs="Tahoma"/>
-                <w:szCs w:val="24"/>
-              </w:rPr>
-              <w:t xml:space="preserve">Lic. No.: </w:t>
+            <w:proofErr w:type="spellStart"/>
+            <w:r>
+              <w:rPr>
+                <w:rFonts w:cs="Tahoma"/>
+                <w:szCs w:val="24"/>
+              </w:rPr>
+              <w:t>Lic</w:t>
+            </w:r>
+            <w:proofErr w:type="spellEnd"/>
+            <w:r>
+              <w:rPr>
+                <w:rFonts w:cs="Tahoma"/>
+                <w:szCs w:val="24"/>
+              </w:rPr>
+              <w:t xml:space="preserve">. No.: </w:t>
             </w:r>
             <w:r>
               <w:rPr>
@@ -13631,7 +13707,7 @@
     </w:p>
     <w:sectPr>
       <w:pgSz w:w="15840" w:h="12240" w:orient="landscape"/>
-      <w:pgMar w:top="259" w:right="518" w:bottom="864" w:left="605" w:header="274" w:footer="576" w:gutter="0"/>
+      <w:pgMar w:top="1008" w:right="720" w:bottom="990" w:left="720" w:header="270" w:footer="576" w:gutter="0"/>
       <w:cols w:space="720"/>
       <w:docGrid w:linePitch="360"/>
     </w:sectPr>
@@ -13677,7 +13753,7 @@
     <w:pPr>
       <w:pStyle w:val="Footer"/>
       <w:pBdr>
-        <w:top w:val="single" w:sz="4" w:space="1" w:color="auto"/>
+        <w:top w:val="single" w:color="auto" w:sz="4" w:space="1"/>
       </w:pBdr>
       <w:tabs>
         <w:tab w:val="clear" w:pos="4680"/>
@@ -13703,6 +13779,12 @@
         <w:szCs w:val="24"/>
       </w:rPr>
       <w:tab/>
+    </w:r>
+    <w:r>
+      <w:rPr>
+        <w:rFonts w:cs="Tahoma"/>
+        <w:szCs w:val="24"/>
+      </w:rPr>
       <w:t xml:space="preserve">Page </w:t>
     </w:r>
     <w:r>
@@ -13875,55 +13957,7 @@
 </file>
 
 <file path=word/header1.xml><?xml version="1.0" encoding="utf-8"?>
-<w:hdr xmlns:wpc="http://schemas.microsoft.com/office/word/2010/wordprocessingCanvas" xmlns:cx="http://schemas.microsoft.com/office/drawing/2014/chartex" xmlns:cx1="http://schemas.microsoft.com/office/drawing/2015/9/8/chartex" xmlns:cx2="http://schemas.microsoft.com/office/drawing/2015/10/21/chartex" xmlns:cx3="http://schemas.microsoft.com/office/drawing/2016/5/9/chartex" xmlns:cx4="http://schemas.microsoft.com/office/drawing/2016/5/10/chartex" xmlns:cx5="http://schemas.microsoft.com/office/drawing/2016/5/11/chartex" xmlns:cx6="http://schemas.microsoft.com/office/drawing/2016/5/12/chartex" xmlns:cx7="http://schemas.microsoft.com/office/drawing/2016/5/13/chartex" xmlns:cx8="http://schemas.microsoft.com/office/drawing/2016/5/14/chartex" xmlns:mc="http://schemas.openxmlformats.org/markup-compatibility/2006" xmlns:aink="http://schemas.microsoft.com/office/drawing/2016/ink" xmlns:am3d="http://schemas.microsoft.com/office/drawing/2017/model3d" xmlns:o="urn:schemas-microsoft-com:office:office" xmlns:oel="http://schemas.microsoft.com/office/2019/extlst" xmlns:r="http://schemas.openxmlformats.org/officeDocument/2006/relationships" xmlns:m="http://schemas.openxmlformats.org/officeDocument/2006/math" xmlns:v="urn:schemas-microsoft-com:vml" xmlns:wp14="http://schemas.microsoft.com/office/word/2010/wordprocessingDrawing" xmlns:wp="http://schemas.openxmlformats.org/drawingml/2006/wordprocessingDrawing" xmlns:w10="urn:schemas-microsoft-com:office:word" xmlns:w="http://schemas.openxmlformats.org/wordprocessingml/2006/main" xmlns:w14="http://schemas.microsoft.com/office/word/2010/wordml" xmlns:w15="http://schemas.microsoft.com/office/word/2012/wordml" xmlns:w16cex="http://schemas.microsoft.com/office/word/2018/wordml/cex" xmlns:w16cid="http://schemas.microsoft.com/office/word/2016/wordml/cid" xmlns:w16="http://schemas.microsoft.com/office/word/2018/wordml" xmlns:w16sdtdh="http://schemas.microsoft.com/office/word/2020/wordml/sdtdatahash" xmlns:w16se="http://schemas.microsoft.com/office/word/2015/wordml/symex" xmlns:wpg="http://schemas.microsoft.com/office/word/2010/wordprocessingGroup" xmlns:wpi="http://schemas.microsoft.com/office/word/2010/wordprocessingInk" xmlns:wne="http://schemas.microsoft.com/office/word/2006/wordml" xmlns:wps="http://schemas.microsoft.com/office/word/2010/wordprocessingShape" mc:Ignorable="w14 w15 w16se w16cid w16 w16cex w16sdtdh wp14">
-  <w:p>
-    <w:pPr>
-      <w:pStyle w:val="Header"/>
-    </w:pPr>
-    <w:ins w:id="5" w:author="Author">
-      <w:r>
-        <w:rPr>
-          <w:noProof/>
-        </w:rPr>
-        <w:pict w14:anchorId="487420D5">
-          <v:shapetype id="_x0000_t136" coordsize="21600,21600" o:spt="136" adj="10800" path="m@7,l@8,m@5,21600l@6,21600e">
-            <v:formulas>
-              <v:f eqn="sum #0 0 10800"/>
-              <v:f eqn="prod #0 2 1"/>
-              <v:f eqn="sum 21600 0 @1"/>
-              <v:f eqn="sum 0 0 @2"/>
-              <v:f eqn="sum 21600 0 @3"/>
-              <v:f eqn="if @0 @3 0"/>
-              <v:f eqn="if @0 21600 @1"/>
-              <v:f eqn="if @0 0 @2"/>
-              <v:f eqn="if @0 @4 21600"/>
-              <v:f eqn="mid @5 @6"/>
-              <v:f eqn="mid @8 @5"/>
-              <v:f eqn="mid @7 @8"/>
-              <v:f eqn="mid @6 @7"/>
-              <v:f eqn="sum @6 0 @5"/>
-            </v:formulas>
-            <v:path textpathok="t" o:connecttype="custom" o:connectlocs="@9,0;@10,10800;@11,21600;@12,10800" o:connectangles="270,180,90,0"/>
-            <v:textpath on="t" fitshape="t"/>
-            <v:handles>
-              <v:h position="#0,bottomRight" xrange="6629,14971"/>
-            </v:handles>
-            <o:lock v:ext="edit" text="t" shapetype="t"/>
-          </v:shapetype>
-          <v:shape id="PowerPlusWaterMarkObject602755047" o:spid="_x0000_s1026" type="#_x0000_t136" style="position:absolute;margin-left:0;margin-top:0;width:455pt;height:303.3pt;rotation:315;z-index:-251653120;mso-position-horizontal:center;mso-position-horizontal-relative:margin;mso-position-vertical:center;mso-position-vertical-relative:margin" o:allowincell="f" fillcolor="silver" stroked="f">
-            <v:fill opacity=".5"/>
-            <v:textpath style="font-family:&quot;Tahoma&quot;;font-size:1pt" string="Final"/>
-            <w10:wrap anchorx="margin" anchory="margin"/>
-          </v:shape>
-        </w:pict>
-      </w:r>
-    </w:ins>
-  </w:p>
-</w:hdr>
-</file>
-
-<file path=word/header2.xml><?xml version="1.0" encoding="utf-8"?>
-<w:hdr xmlns:wpc="http://schemas.microsoft.com/office/word/2010/wordprocessingCanvas" xmlns:cx="http://schemas.microsoft.com/office/drawing/2014/chartex" xmlns:cx1="http://schemas.microsoft.com/office/drawing/2015/9/8/chartex" xmlns:cx2="http://schemas.microsoft.com/office/drawing/2015/10/21/chartex" xmlns:cx3="http://schemas.microsoft.com/office/drawing/2016/5/9/chartex" xmlns:cx4="http://schemas.microsoft.com/office/drawing/2016/5/10/chartex" xmlns:cx5="http://schemas.microsoft.com/office/drawing/2016/5/11/chartex" xmlns:cx6="http://schemas.microsoft.com/office/drawing/2016/5/12/chartex" xmlns:cx7="http://schemas.microsoft.com/office/drawing/2016/5/13/chartex" xmlns:cx8="http://schemas.microsoft.com/office/drawing/2016/5/14/chartex" xmlns:mc="http://schemas.openxmlformats.org/markup-compatibility/2006" xmlns:aink="http://schemas.microsoft.com/office/drawing/2016/ink" xmlns:am3d="http://schemas.microsoft.com/office/drawing/2017/model3d" xmlns:o="urn:schemas-microsoft-com:office:office" xmlns:oel="http://schemas.microsoft.com/office/2019/extlst" xmlns:r="http://schemas.openxmlformats.org/officeDocument/2006/relationships" xmlns:m="http://schemas.openxmlformats.org/officeDocument/2006/math" xmlns:v="urn:schemas-microsoft-com:vml" xmlns:wp14="http://schemas.microsoft.com/office/word/2010/wordprocessingDrawing" xmlns:wp="http://schemas.openxmlformats.org/drawingml/2006/wordprocessingDrawing" xmlns:w10="urn:schemas-microsoft-com:office:word" xmlns:w="http://schemas.openxmlformats.org/wordprocessingml/2006/main" xmlns:w14="http://schemas.microsoft.com/office/word/2010/wordml" xmlns:w15="http://schemas.microsoft.com/office/word/2012/wordml" xmlns:w16cex="http://schemas.microsoft.com/office/word/2018/wordml/cex" xmlns:w16cid="http://schemas.microsoft.com/office/word/2016/wordml/cid" xmlns:w16="http://schemas.microsoft.com/office/word/2018/wordml" xmlns:w16sdtdh="http://schemas.microsoft.com/office/word/2020/wordml/sdtdatahash" xmlns:w16se="http://schemas.microsoft.com/office/word/2015/wordml/symex" xmlns:wpg="http://schemas.microsoft.com/office/word/2010/wordprocessingGroup" xmlns:wpi="http://schemas.microsoft.com/office/word/2010/wordprocessingInk" xmlns:wne="http://schemas.microsoft.com/office/word/2006/wordml" xmlns:wps="http://schemas.microsoft.com/office/word/2010/wordprocessingShape" mc:Ignorable="w14 w15 w16se w16cid w16 w16cex w16sdtdh wp14">
+<w:hdr xmlns:wpc="http://schemas.microsoft.com/office/word/2010/wordprocessingCanvas" xmlns:cx="http://schemas.microsoft.com/office/drawing/2014/chartex" xmlns:cx1="http://schemas.microsoft.com/office/drawing/2015/9/8/chartex" xmlns:cx2="http://schemas.microsoft.com/office/drawing/2015/10/21/chartex" xmlns:cx3="http://schemas.microsoft.com/office/drawing/2016/5/9/chartex" xmlns:cx4="http://schemas.microsoft.com/office/drawing/2016/5/10/chartex" xmlns:cx5="http://schemas.microsoft.com/office/drawing/2016/5/11/chartex" xmlns:cx6="http://schemas.microsoft.com/office/drawing/2016/5/12/chartex" xmlns:cx7="http://schemas.microsoft.com/office/drawing/2016/5/13/chartex" xmlns:cx8="http://schemas.microsoft.com/office/drawing/2016/5/14/chartex" xmlns:mc="http://schemas.openxmlformats.org/markup-compatibility/2006" xmlns:aink="http://schemas.microsoft.com/office/drawing/2016/ink" xmlns:am3d="http://schemas.microsoft.com/office/drawing/2017/model3d" xmlns:o="urn:schemas-microsoft-com:office:office" xmlns:oel="http://schemas.microsoft.com/office/2019/extlst" xmlns:r="http://schemas.openxmlformats.org/officeDocument/2006/relationships" xmlns:m="http://schemas.openxmlformats.org/officeDocument/2006/math" xmlns:v="urn:schemas-microsoft-com:vml" xmlns:wp14="http://schemas.microsoft.com/office/word/2010/wordprocessingDrawing" xmlns:wp="http://schemas.openxmlformats.org/drawingml/2006/wordprocessingDrawing" xmlns:w10="urn:schemas-microsoft-com:office:word" xmlns:w="http://schemas.openxmlformats.org/wordprocessingml/2006/main" xmlns:w14="http://schemas.microsoft.com/office/word/2010/wordml" xmlns:w15="http://schemas.microsoft.com/office/word/2012/wordml" xmlns:w16cex="http://schemas.microsoft.com/office/word/2018/wordml/cex" xmlns:w16cid="http://schemas.microsoft.com/office/word/2016/wordml/cid" xmlns:w16="http://schemas.microsoft.com/office/word/2018/wordml" xmlns:w16sdtdh="http://schemas.microsoft.com/office/word/2020/wordml/sdtdatahash" xmlns:w16se="http://schemas.microsoft.com/office/word/2015/wordml/symex" xmlns:wpg="http://schemas.microsoft.com/office/word/2010/wordprocessingGroup" xmlns:wpi="http://schemas.microsoft.com/office/word/2010/wordprocessingInk" xmlns:wne="http://schemas.microsoft.com/office/word/2006/wordml" xmlns:wps="http://schemas.microsoft.com/office/word/2010/wordprocessingShape" xmlns:a="http://schemas.openxmlformats.org/drawingml/2006/main" xmlns:pic="http://schemas.openxmlformats.org/drawingml/2006/picture" xmlns:a14="http://schemas.microsoft.com/office/drawing/2010/main" mc:Ignorable="w14 w15 w16se w16cid w16 w16cex w16sdtdh wp14">
   <w:p>
     <w:pPr>
       <w:tabs>
@@ -13933,50 +13967,12 @@
       </w:tabs>
       <w:suppressAutoHyphens/>
       <w:spacing w:after="0" w:line="240" w:lineRule="auto"/>
-      <w:ind w:left="90" w:right="162"/>
+      <w:ind w:left="90" w:right="-18"/>
       <w:rPr>
         <w:rFonts w:eastAsia="Times New Roman" w:cs="Tahoma"/>
         <w:szCs w:val="24"/>
       </w:rPr>
     </w:pPr>
-    <w:ins w:id="6" w:author="Author">
-      <w:r>
-        <w:rPr>
-          <w:noProof/>
-        </w:rPr>
-        <w:pict w14:anchorId="3D330A21">
-          <v:shapetype id="_x0000_t136" coordsize="21600,21600" o:spt="136" adj="10800" path="m@7,l@8,m@5,21600l@6,21600e">
-            <v:formulas>
-              <v:f eqn="sum #0 0 10800"/>
-              <v:f eqn="prod #0 2 1"/>
-              <v:f eqn="sum 21600 0 @1"/>
-              <v:f eqn="sum 0 0 @2"/>
-              <v:f eqn="sum 21600 0 @3"/>
-              <v:f eqn="if @0 @3 0"/>
-              <v:f eqn="if @0 21600 @1"/>
-              <v:f eqn="if @0 0 @2"/>
-              <v:f eqn="if @0 @4 21600"/>
-              <v:f eqn="mid @5 @6"/>
-              <v:f eqn="mid @8 @5"/>
-              <v:f eqn="mid @7 @8"/>
-              <v:f eqn="mid @6 @7"/>
-              <v:f eqn="sum @6 0 @5"/>
-            </v:formulas>
-            <v:path textpathok="t" o:connecttype="custom" o:connectlocs="@9,0;@10,10800;@11,21600;@12,10800" o:connectangles="270,180,90,0"/>
-            <v:textpath on="t" fitshape="t"/>
-            <v:handles>
-              <v:h position="#0,bottomRight" xrange="6629,14971"/>
-            </v:handles>
-            <o:lock v:ext="edit" text="t" shapetype="t"/>
-          </v:shapetype>
-          <v:shape id="PowerPlusWaterMarkObject602755048" o:spid="_x0000_s1027" type="#_x0000_t136" style="position:absolute;left:0;text-align:left;margin-left:0;margin-top:0;width:455pt;height:303.3pt;rotation:315;z-index:-251651072;mso-position-horizontal:center;mso-position-horizontal-relative:margin;mso-position-vertical:center;mso-position-vertical-relative:margin" o:allowincell="f" fillcolor="silver" stroked="f">
-            <v:fill opacity=".5"/>
-            <v:textpath style="font-family:&quot;Tahoma&quot;;font-size:1pt" string="Final"/>
-            <w10:wrap anchorx="margin" anchory="margin"/>
-          </v:shape>
-        </w:pict>
-      </w:r>
-    </w:ins>
     <w:r>
       <w:rPr>
         <w:noProof/>
@@ -14091,7 +14087,7 @@
         <w:noProof/>
         <w:szCs w:val="24"/>
       </w:rPr>
-      <w:t xml:space="preserve">    2022-</w:t>
+      <w:t xml:space="preserve">   2022-</w:t>
     </w:r>
     <w:r>
       <w:rPr>
@@ -14141,54 +14137,6 @@
 </w:hdr>
 </file>
 
-<file path=word/header3.xml><?xml version="1.0" encoding="utf-8"?>
-<w:hdr xmlns:wpc="http://schemas.microsoft.com/office/word/2010/wordprocessingCanvas" xmlns:cx="http://schemas.microsoft.com/office/drawing/2014/chartex" xmlns:cx1="http://schemas.microsoft.com/office/drawing/2015/9/8/chartex" xmlns:cx2="http://schemas.microsoft.com/office/drawing/2015/10/21/chartex" xmlns:cx3="http://schemas.microsoft.com/office/drawing/2016/5/9/chartex" xmlns:cx4="http://schemas.microsoft.com/office/drawing/2016/5/10/chartex" xmlns:cx5="http://schemas.microsoft.com/office/drawing/2016/5/11/chartex" xmlns:cx6="http://schemas.microsoft.com/office/drawing/2016/5/12/chartex" xmlns:cx7="http://schemas.microsoft.com/office/drawing/2016/5/13/chartex" xmlns:cx8="http://schemas.microsoft.com/office/drawing/2016/5/14/chartex" xmlns:mc="http://schemas.openxmlformats.org/markup-compatibility/2006" xmlns:aink="http://schemas.microsoft.com/office/drawing/2016/ink" xmlns:am3d="http://schemas.microsoft.com/office/drawing/2017/model3d" xmlns:o="urn:schemas-microsoft-com:office:office" xmlns:oel="http://schemas.microsoft.com/office/2019/extlst" xmlns:r="http://schemas.openxmlformats.org/officeDocument/2006/relationships" xmlns:m="http://schemas.openxmlformats.org/officeDocument/2006/math" xmlns:v="urn:schemas-microsoft-com:vml" xmlns:wp14="http://schemas.microsoft.com/office/word/2010/wordprocessingDrawing" xmlns:wp="http://schemas.openxmlformats.org/drawingml/2006/wordprocessingDrawing" xmlns:w10="urn:schemas-microsoft-com:office:word" xmlns:w="http://schemas.openxmlformats.org/wordprocessingml/2006/main" xmlns:w14="http://schemas.microsoft.com/office/word/2010/wordml" xmlns:w15="http://schemas.microsoft.com/office/word/2012/wordml" xmlns:w16cex="http://schemas.microsoft.com/office/word/2018/wordml/cex" xmlns:w16cid="http://schemas.microsoft.com/office/word/2016/wordml/cid" xmlns:w16="http://schemas.microsoft.com/office/word/2018/wordml" xmlns:w16sdtdh="http://schemas.microsoft.com/office/word/2020/wordml/sdtdatahash" xmlns:w16se="http://schemas.microsoft.com/office/word/2015/wordml/symex" xmlns:wpg="http://schemas.microsoft.com/office/word/2010/wordprocessingGroup" xmlns:wpi="http://schemas.microsoft.com/office/word/2010/wordprocessingInk" xmlns:wne="http://schemas.microsoft.com/office/word/2006/wordml" xmlns:wps="http://schemas.microsoft.com/office/word/2010/wordprocessingShape" mc:Ignorable="w14 w15 w16se w16cid w16 w16cex w16sdtdh wp14">
-  <w:p>
-    <w:pPr>
-      <w:pStyle w:val="Header"/>
-    </w:pPr>
-    <w:ins w:id="7" w:author="Author">
-      <w:r>
-        <w:rPr>
-          <w:noProof/>
-        </w:rPr>
-        <w:pict w14:anchorId="4FC78118">
-          <v:shapetype id="_x0000_t136" coordsize="21600,21600" o:spt="136" adj="10800" path="m@7,l@8,m@5,21600l@6,21600e">
-            <v:formulas>
-              <v:f eqn="sum #0 0 10800"/>
-              <v:f eqn="prod #0 2 1"/>
-              <v:f eqn="sum 21600 0 @1"/>
-              <v:f eqn="sum 0 0 @2"/>
-              <v:f eqn="sum 21600 0 @3"/>
-              <v:f eqn="if @0 @3 0"/>
-              <v:f eqn="if @0 21600 @1"/>
-              <v:f eqn="if @0 0 @2"/>
-              <v:f eqn="if @0 @4 21600"/>
-              <v:f eqn="mid @5 @6"/>
-              <v:f eqn="mid @8 @5"/>
-              <v:f eqn="mid @7 @8"/>
-              <v:f eqn="mid @6 @7"/>
-              <v:f eqn="sum @6 0 @5"/>
-            </v:formulas>
-            <v:path textpathok="t" o:connecttype="custom" o:connectlocs="@9,0;@10,10800;@11,21600;@12,10800" o:connectangles="270,180,90,0"/>
-            <v:textpath on="t" fitshape="t"/>
-            <v:handles>
-              <v:h position="#0,bottomRight" xrange="6629,14971"/>
-            </v:handles>
-            <o:lock v:ext="edit" text="t" shapetype="t"/>
-          </v:shapetype>
-          <v:shape id="PowerPlusWaterMarkObject602755046" o:spid="_x0000_s1025" type="#_x0000_t136" style="position:absolute;margin-left:0;margin-top:0;width:455pt;height:303.3pt;rotation:315;z-index:-251655168;mso-position-horizontal:center;mso-position-horizontal-relative:margin;mso-position-vertical:center;mso-position-vertical-relative:margin" o:allowincell="f" fillcolor="silver" stroked="f">
-            <v:fill opacity=".5"/>
-            <v:textpath style="font-family:&quot;Tahoma&quot;;font-size:1pt" string="Final"/>
-            <w10:wrap anchorx="margin" anchory="margin"/>
-          </v:shape>
-        </w:pict>
-      </w:r>
-    </w:ins>
-  </w:p>
-</w:hdr>
-</file>
-
 <file path=word/numbering.xml><?xml version="1.0" encoding="utf-8"?>
 <w:numbering xmlns:wpc="http://schemas.microsoft.com/office/word/2010/wordprocessingCanvas" xmlns:cx="http://schemas.microsoft.com/office/drawing/2014/chartex" xmlns:cx1="http://schemas.microsoft.com/office/drawing/2015/9/8/chartex" xmlns:cx2="http://schemas.microsoft.com/office/drawing/2015/10/21/chartex" xmlns:cx3="http://schemas.microsoft.com/office/drawing/2016/5/9/chartex" xmlns:cx4="http://schemas.microsoft.com/office/drawing/2016/5/10/chartex" xmlns:cx5="http://schemas.microsoft.com/office/drawing/2016/5/11/chartex" xmlns:cx6="http://schemas.microsoft.com/office/drawing/2016/5/12/chartex" xmlns:cx7="http://schemas.microsoft.com/office/drawing/2016/5/13/chartex" xmlns:cx8="http://schemas.microsoft.com/office/drawing/2016/5/14/chartex" xmlns:mc="http://schemas.openxmlformats.org/markup-compatibility/2006" xmlns:aink="http://schemas.microsoft.com/office/drawing/2016/ink" xmlns:am3d="http://schemas.microsoft.com/office/drawing/2017/model3d" xmlns:o="urn:schemas-microsoft-com:office:office" xmlns:oel="http://schemas.microsoft.com/office/2019/extlst" xmlns:r="http://schemas.openxmlformats.org/officeDocument/2006/relationships" xmlns:m="http://schemas.openxmlformats.org/officeDocument/2006/math" xmlns:v="urn:schemas-microsoft-com:vml" xmlns:wp14="http://schemas.microsoft.com/office/word/2010/wordprocessingDrawing" xmlns:wp="http://schemas.openxmlformats.org/drawingml/2006/wordprocessingDrawing" xmlns:w10="urn:schemas-microsoft-com:office:word" xmlns:w="http://schemas.openxmlformats.org/wordprocessingml/2006/main" xmlns:w14="http://schemas.microsoft.com/office/word/2010/wordml" xmlns:w15="http://schemas.microsoft.com/office/word/2012/wordml" xmlns:w16cex="http://schemas.microsoft.com/office/word/2018/wordml/cex" xmlns:w16cid="http://schemas.microsoft.com/office/word/2016/wordml/cid" xmlns:w16="http://schemas.microsoft.com/office/word/2018/wordml" xmlns:w16sdtdh="http://schemas.microsoft.com/office/word/2020/wordml/sdtdatahash" xmlns:w16se="http://schemas.microsoft.com/office/word/2015/wordml/symex" xmlns:wpg="http://schemas.microsoft.com/office/word/2010/wordprocessingGroup" xmlns:wpi="http://schemas.microsoft.com/office/word/2010/wordprocessingInk" xmlns:wne="http://schemas.microsoft.com/office/word/2006/wordml" xmlns:wps="http://schemas.microsoft.com/office/word/2010/wordprocessingShape" mc:Ignorable="w14 w15 w16se w16cid w16 w16cex w16sdtdh wp14">
   <w:abstractNum w:abstractNumId="0" w15:restartNumberingAfterBreak="0">
@@ -14380,7 +14328,7 @@
         <w:ind w:left="360" w:hanging="360"/>
       </w:pPr>
       <w:rPr>
-        <w:rFonts w:asciiTheme="minorHAnsi" w:hAnsiTheme="minorHAnsi" w:hint="default"/>
+        <w:rFonts w:hint="default" w:asciiTheme="minorHAnsi" w:hAnsiTheme="minorHAnsi"/>
       </w:rPr>
     </w:lvl>
     <w:lvl w:ilvl="1" w:tplc="04090003" w:tentative="1">
@@ -14392,7 +14340,7 @@
         <w:ind w:left="1080" w:hanging="360"/>
       </w:pPr>
       <w:rPr>
-        <w:rFonts w:ascii="Courier New" w:hAnsi="Courier New" w:cs="Courier New" w:hint="default"/>
+        <w:rFonts w:hint="default" w:ascii="Courier New" w:hAnsi="Courier New" w:cs="Courier New"/>
       </w:rPr>
     </w:lvl>
     <w:lvl w:ilvl="2" w:tplc="04090005" w:tentative="1">
@@ -14404,7 +14352,7 @@
         <w:ind w:left="1800" w:hanging="360"/>
       </w:pPr>
       <w:rPr>
-        <w:rFonts w:ascii="Wingdings" w:hAnsi="Wingdings" w:hint="default"/>
+        <w:rFonts w:hint="default" w:ascii="Wingdings" w:hAnsi="Wingdings"/>
       </w:rPr>
     </w:lvl>
     <w:lvl w:ilvl="3" w:tplc="04090001" w:tentative="1">
@@ -14416,7 +14364,7 @@
         <w:ind w:left="2520" w:hanging="360"/>
       </w:pPr>
       <w:rPr>
-        <w:rFonts w:ascii="Symbol" w:hAnsi="Symbol" w:hint="default"/>
+        <w:rFonts w:hint="default" w:ascii="Symbol" w:hAnsi="Symbol"/>
       </w:rPr>
     </w:lvl>
     <w:lvl w:ilvl="4" w:tplc="04090003" w:tentative="1">
@@ -14428,7 +14376,7 @@
         <w:ind w:left="3240" w:hanging="360"/>
       </w:pPr>
       <w:rPr>
-        <w:rFonts w:ascii="Courier New" w:hAnsi="Courier New" w:cs="Courier New" w:hint="default"/>
+        <w:rFonts w:hint="default" w:ascii="Courier New" w:hAnsi="Courier New" w:cs="Courier New"/>
       </w:rPr>
     </w:lvl>
     <w:lvl w:ilvl="5" w:tplc="04090005" w:tentative="1">
@@ -14440,7 +14388,7 @@
         <w:ind w:left="3960" w:hanging="360"/>
       </w:pPr>
       <w:rPr>
-        <w:rFonts w:ascii="Wingdings" w:hAnsi="Wingdings" w:hint="default"/>
+        <w:rFonts w:hint="default" w:ascii="Wingdings" w:hAnsi="Wingdings"/>
       </w:rPr>
     </w:lvl>
     <w:lvl w:ilvl="6" w:tplc="04090001" w:tentative="1">
@@ -14452,7 +14400,7 @@
         <w:ind w:left="4680" w:hanging="360"/>
       </w:pPr>
       <w:rPr>
-        <w:rFonts w:ascii="Symbol" w:hAnsi="Symbol" w:hint="default"/>
+        <w:rFonts w:hint="default" w:ascii="Symbol" w:hAnsi="Symbol"/>
       </w:rPr>
     </w:lvl>
     <w:lvl w:ilvl="7" w:tplc="04090003" w:tentative="1">
@@ -14464,7 +14412,7 @@
         <w:ind w:left="5400" w:hanging="360"/>
       </w:pPr>
       <w:rPr>
-        <w:rFonts w:ascii="Courier New" w:hAnsi="Courier New" w:cs="Courier New" w:hint="default"/>
+        <w:rFonts w:hint="default" w:ascii="Courier New" w:hAnsi="Courier New" w:cs="Courier New"/>
       </w:rPr>
     </w:lvl>
     <w:lvl w:ilvl="8" w:tplc="04090005" w:tentative="1">
@@ -14476,7 +14424,7 @@
         <w:ind w:left="6120" w:hanging="360"/>
       </w:pPr>
       <w:rPr>
-        <w:rFonts w:ascii="Wingdings" w:hAnsi="Wingdings" w:hint="default"/>
+        <w:rFonts w:hint="default" w:ascii="Wingdings" w:hAnsi="Wingdings"/>
       </w:rPr>
     </w:lvl>
   </w:abstractNum>
@@ -14497,7 +14445,7 @@
         <w:ind w:left="2160" w:hanging="360"/>
       </w:pPr>
       <w:rPr>
-        <w:rFonts w:ascii="Symbol" w:hAnsi="Symbol" w:hint="default"/>
+        <w:rFonts w:hint="default" w:ascii="Symbol" w:hAnsi="Symbol"/>
       </w:rPr>
     </w:lvl>
     <w:lvl w:ilvl="1">
@@ -14512,7 +14460,7 @@
         <w:ind w:left="2880" w:hanging="360"/>
       </w:pPr>
       <w:rPr>
-        <w:rFonts w:ascii="Courier New" w:hAnsi="Courier New" w:hint="default"/>
+        <w:rFonts w:hint="default" w:ascii="Courier New" w:hAnsi="Courier New"/>
       </w:rPr>
     </w:lvl>
     <w:lvl w:ilvl="2">
@@ -14527,7 +14475,7 @@
         <w:ind w:left="3600" w:hanging="360"/>
       </w:pPr>
       <w:rPr>
-        <w:rFonts w:ascii="Wingdings" w:hAnsi="Wingdings" w:hint="default"/>
+        <w:rFonts w:hint="default" w:ascii="Wingdings" w:hAnsi="Wingdings"/>
       </w:rPr>
     </w:lvl>
     <w:lvl w:ilvl="3">
@@ -14542,7 +14490,7 @@
         <w:ind w:left="4320" w:hanging="360"/>
       </w:pPr>
       <w:rPr>
-        <w:rFonts w:ascii="Symbol" w:hAnsi="Symbol" w:hint="default"/>
+        <w:rFonts w:hint="default" w:ascii="Symbol" w:hAnsi="Symbol"/>
       </w:rPr>
     </w:lvl>
     <w:lvl w:ilvl="4">
@@ -14557,7 +14505,7 @@
         <w:ind w:left="5040" w:hanging="360"/>
       </w:pPr>
       <w:rPr>
-        <w:rFonts w:ascii="Courier New" w:hAnsi="Courier New" w:hint="default"/>
+        <w:rFonts w:hint="default" w:ascii="Courier New" w:hAnsi="Courier New"/>
       </w:rPr>
     </w:lvl>
     <w:lvl w:ilvl="5">
@@ -14572,7 +14520,7 @@
         <w:ind w:left="5760" w:hanging="360"/>
       </w:pPr>
       <w:rPr>
-        <w:rFonts w:ascii="Wingdings" w:hAnsi="Wingdings" w:hint="default"/>
+        <w:rFonts w:hint="default" w:ascii="Wingdings" w:hAnsi="Wingdings"/>
       </w:rPr>
     </w:lvl>
     <w:lvl w:ilvl="6">
@@ -14587,7 +14535,7 @@
         <w:ind w:left="6480" w:hanging="360"/>
       </w:pPr>
       <w:rPr>
-        <w:rFonts w:ascii="Symbol" w:hAnsi="Symbol" w:hint="default"/>
+        <w:rFonts w:hint="default" w:ascii="Symbol" w:hAnsi="Symbol"/>
       </w:rPr>
     </w:lvl>
     <w:lvl w:ilvl="7">
@@ -14602,7 +14550,7 @@
         <w:ind w:left="7200" w:hanging="360"/>
       </w:pPr>
       <w:rPr>
-        <w:rFonts w:ascii="Courier New" w:hAnsi="Courier New" w:hint="default"/>
+        <w:rFonts w:hint="default" w:ascii="Courier New" w:hAnsi="Courier New"/>
       </w:rPr>
     </w:lvl>
     <w:lvl w:ilvl="8">
@@ -14617,7 +14565,7 @@
         <w:ind w:left="7920" w:hanging="360"/>
       </w:pPr>
       <w:rPr>
-        <w:rFonts w:ascii="Wingdings" w:hAnsi="Wingdings" w:hint="default"/>
+        <w:rFonts w:hint="default" w:ascii="Wingdings" w:hAnsi="Wingdings"/>
       </w:rPr>
     </w:lvl>
   </w:abstractNum>
@@ -14723,7 +14671,7 @@
         <w:ind w:left="360" w:hanging="360"/>
       </w:pPr>
       <w:rPr>
-        <w:rFonts w:asciiTheme="minorHAnsi" w:hAnsiTheme="minorHAnsi" w:hint="default"/>
+        <w:rFonts w:hint="default" w:asciiTheme="minorHAnsi" w:hAnsiTheme="minorHAnsi"/>
         <w:b w:val="0"/>
       </w:rPr>
     </w:lvl>
@@ -14736,7 +14684,7 @@
         <w:ind w:left="1080" w:hanging="360"/>
       </w:pPr>
       <w:rPr>
-        <w:rFonts w:ascii="Courier New" w:hAnsi="Courier New" w:cs="Courier New" w:hint="default"/>
+        <w:rFonts w:hint="default" w:ascii="Courier New" w:hAnsi="Courier New" w:cs="Courier New"/>
       </w:rPr>
     </w:lvl>
     <w:lvl w:ilvl="2" w:tplc="04090005" w:tentative="1">
@@ -14748,7 +14696,7 @@
         <w:ind w:left="1800" w:hanging="360"/>
       </w:pPr>
       <w:rPr>
-        <w:rFonts w:ascii="Wingdings" w:hAnsi="Wingdings" w:hint="default"/>
+        <w:rFonts w:hint="default" w:ascii="Wingdings" w:hAnsi="Wingdings"/>
       </w:rPr>
     </w:lvl>
     <w:lvl w:ilvl="3" w:tplc="04090001" w:tentative="1">
@@ -14760,7 +14708,7 @@
         <w:ind w:left="2520" w:hanging="360"/>
       </w:pPr>
       <w:rPr>
-        <w:rFonts w:ascii="Symbol" w:hAnsi="Symbol" w:hint="default"/>
+        <w:rFonts w:hint="default" w:ascii="Symbol" w:hAnsi="Symbol"/>
       </w:rPr>
     </w:lvl>
     <w:lvl w:ilvl="4" w:tplc="04090003" w:tentative="1">
@@ -14772,7 +14720,7 @@
         <w:ind w:left="3240" w:hanging="360"/>
       </w:pPr>
       <w:rPr>
-        <w:rFonts w:ascii="Courier New" w:hAnsi="Courier New" w:cs="Courier New" w:hint="default"/>
+        <w:rFonts w:hint="default" w:ascii="Courier New" w:hAnsi="Courier New" w:cs="Courier New"/>
       </w:rPr>
     </w:lvl>
     <w:lvl w:ilvl="5" w:tplc="04090005" w:tentative="1">
@@ -14784,7 +14732,7 @@
         <w:ind w:left="3960" w:hanging="360"/>
       </w:pPr>
       <w:rPr>
-        <w:rFonts w:ascii="Wingdings" w:hAnsi="Wingdings" w:hint="default"/>
+        <w:rFonts w:hint="default" w:ascii="Wingdings" w:hAnsi="Wingdings"/>
       </w:rPr>
     </w:lvl>
     <w:lvl w:ilvl="6" w:tplc="04090001" w:tentative="1">
@@ -14796,7 +14744,7 @@
         <w:ind w:left="4680" w:hanging="360"/>
       </w:pPr>
       <w:rPr>
-        <w:rFonts w:ascii="Symbol" w:hAnsi="Symbol" w:hint="default"/>
+        <w:rFonts w:hint="default" w:ascii="Symbol" w:hAnsi="Symbol"/>
       </w:rPr>
     </w:lvl>
     <w:lvl w:ilvl="7" w:tplc="04090003" w:tentative="1">
@@ -14808,7 +14756,7 @@
         <w:ind w:left="5400" w:hanging="360"/>
       </w:pPr>
       <w:rPr>
-        <w:rFonts w:ascii="Courier New" w:hAnsi="Courier New" w:cs="Courier New" w:hint="default"/>
+        <w:rFonts w:hint="default" w:ascii="Courier New" w:hAnsi="Courier New" w:cs="Courier New"/>
       </w:rPr>
     </w:lvl>
     <w:lvl w:ilvl="8" w:tplc="04090005" w:tentative="1">
@@ -14820,7 +14768,7 @@
         <w:ind w:left="6120" w:hanging="360"/>
       </w:pPr>
       <w:rPr>
-        <w:rFonts w:ascii="Wingdings" w:hAnsi="Wingdings" w:hint="default"/>
+        <w:rFonts w:hint="default" w:ascii="Wingdings" w:hAnsi="Wingdings"/>
       </w:rPr>
     </w:lvl>
   </w:abstractNum>
@@ -14837,7 +14785,7 @@
         <w:ind w:left="720" w:hanging="360"/>
       </w:pPr>
       <w:rPr>
-        <w:rFonts w:ascii="Symbol" w:hAnsi="Symbol" w:hint="default"/>
+        <w:rFonts w:hint="default" w:ascii="Symbol" w:hAnsi="Symbol"/>
       </w:rPr>
     </w:lvl>
     <w:lvl w:ilvl="1" w:tplc="04090003" w:tentative="1">
@@ -14849,7 +14797,7 @@
         <w:ind w:left="1440" w:hanging="360"/>
       </w:pPr>
       <w:rPr>
-        <w:rFonts w:ascii="Courier New" w:hAnsi="Courier New" w:cs="Courier New" w:hint="default"/>
+        <w:rFonts w:hint="default" w:ascii="Courier New" w:hAnsi="Courier New" w:cs="Courier New"/>
       </w:rPr>
     </w:lvl>
     <w:lvl w:ilvl="2" w:tplc="04090005" w:tentative="1">
@@ -14861,7 +14809,7 @@
         <w:ind w:left="2160" w:hanging="360"/>
       </w:pPr>
       <w:rPr>
-        <w:rFonts w:ascii="Wingdings" w:hAnsi="Wingdings" w:hint="default"/>
+        <w:rFonts w:hint="default" w:ascii="Wingdings" w:hAnsi="Wingdings"/>
       </w:rPr>
     </w:lvl>
     <w:lvl w:ilvl="3" w:tplc="04090001" w:tentative="1">
@@ -14873,7 +14821,7 @@
         <w:ind w:left="2880" w:hanging="360"/>
       </w:pPr>
       <w:rPr>
-        <w:rFonts w:ascii="Symbol" w:hAnsi="Symbol" w:hint="default"/>
+        <w:rFonts w:hint="default" w:ascii="Symbol" w:hAnsi="Symbol"/>
       </w:rPr>
     </w:lvl>
     <w:lvl w:ilvl="4" w:tplc="04090003" w:tentative="1">
@@ -14885,7 +14833,7 @@
         <w:ind w:left="3600" w:hanging="360"/>
       </w:pPr>
       <w:rPr>
-        <w:rFonts w:ascii="Courier New" w:hAnsi="Courier New" w:cs="Courier New" w:hint="default"/>
+        <w:rFonts w:hint="default" w:ascii="Courier New" w:hAnsi="Courier New" w:cs="Courier New"/>
       </w:rPr>
     </w:lvl>
     <w:lvl w:ilvl="5" w:tplc="04090005" w:tentative="1">
@@ -14897,7 +14845,7 @@
         <w:ind w:left="4320" w:hanging="360"/>
       </w:pPr>
       <w:rPr>
-        <w:rFonts w:ascii="Wingdings" w:hAnsi="Wingdings" w:hint="default"/>
+        <w:rFonts w:hint="default" w:ascii="Wingdings" w:hAnsi="Wingdings"/>
       </w:rPr>
     </w:lvl>
     <w:lvl w:ilvl="6" w:tplc="04090001" w:tentative="1">
@@ -14909,7 +14857,7 @@
         <w:ind w:left="5040" w:hanging="360"/>
       </w:pPr>
       <w:rPr>
-        <w:rFonts w:ascii="Symbol" w:hAnsi="Symbol" w:hint="default"/>
+        <w:rFonts w:hint="default" w:ascii="Symbol" w:hAnsi="Symbol"/>
       </w:rPr>
     </w:lvl>
     <w:lvl w:ilvl="7" w:tplc="04090003" w:tentative="1">
@@ -14921,7 +14869,7 @@
         <w:ind w:left="5760" w:hanging="360"/>
       </w:pPr>
       <w:rPr>
-        <w:rFonts w:ascii="Courier New" w:hAnsi="Courier New" w:cs="Courier New" w:hint="default"/>
+        <w:rFonts w:hint="default" w:ascii="Courier New" w:hAnsi="Courier New" w:cs="Courier New"/>
       </w:rPr>
     </w:lvl>
     <w:lvl w:ilvl="8" w:tplc="04090005" w:tentative="1">
@@ -14933,7 +14881,7 @@
         <w:ind w:left="6480" w:hanging="360"/>
       </w:pPr>
       <w:rPr>
-        <w:rFonts w:ascii="Wingdings" w:hAnsi="Wingdings" w:hint="default"/>
+        <w:rFonts w:hint="default" w:ascii="Wingdings" w:hAnsi="Wingdings"/>
       </w:rPr>
     </w:lvl>
   </w:abstractNum>
@@ -14950,7 +14898,7 @@
         <w:ind w:left="720" w:hanging="360"/>
       </w:pPr>
       <w:rPr>
-        <w:rFonts w:ascii="Symbol" w:hAnsi="Symbol" w:hint="default"/>
+        <w:rFonts w:hint="default" w:ascii="Symbol" w:hAnsi="Symbol"/>
       </w:rPr>
     </w:lvl>
     <w:lvl w:ilvl="1" w:tplc="04090003" w:tentative="1">
@@ -14962,7 +14910,7 @@
         <w:ind w:left="1440" w:hanging="360"/>
       </w:pPr>
       <w:rPr>
-        <w:rFonts w:ascii="Courier New" w:hAnsi="Courier New" w:cs="Courier New" w:hint="default"/>
+        <w:rFonts w:hint="default" w:ascii="Courier New" w:hAnsi="Courier New" w:cs="Courier New"/>
       </w:rPr>
     </w:lvl>
     <w:lvl w:ilvl="2" w:tplc="04090005" w:tentative="1">
@@ -14974,7 +14922,7 @@
         <w:ind w:left="2160" w:hanging="360"/>
       </w:pPr>
       <w:rPr>
-        <w:rFonts w:ascii="Wingdings" w:hAnsi="Wingdings" w:hint="default"/>
+        <w:rFonts w:hint="default" w:ascii="Wingdings" w:hAnsi="Wingdings"/>
       </w:rPr>
     </w:lvl>
     <w:lvl w:ilvl="3" w:tplc="04090001" w:tentative="1">
@@ -14986,7 +14934,7 @@
         <w:ind w:left="2880" w:hanging="360"/>
       </w:pPr>
       <w:rPr>
-        <w:rFonts w:ascii="Symbol" w:hAnsi="Symbol" w:hint="default"/>
+        <w:rFonts w:hint="default" w:ascii="Symbol" w:hAnsi="Symbol"/>
       </w:rPr>
     </w:lvl>
     <w:lvl w:ilvl="4" w:tplc="04090003" w:tentative="1">
@@ -14998,7 +14946,7 @@
         <w:ind w:left="3600" w:hanging="360"/>
       </w:pPr>
       <w:rPr>
-        <w:rFonts w:ascii="Courier New" w:hAnsi="Courier New" w:cs="Courier New" w:hint="default"/>
+        <w:rFonts w:hint="default" w:ascii="Courier New" w:hAnsi="Courier New" w:cs="Courier New"/>
       </w:rPr>
     </w:lvl>
     <w:lvl w:ilvl="5" w:tplc="04090005" w:tentative="1">
@@ -15010,7 +14958,7 @@
         <w:ind w:left="4320" w:hanging="360"/>
       </w:pPr>
       <w:rPr>
-        <w:rFonts w:ascii="Wingdings" w:hAnsi="Wingdings" w:hint="default"/>
+        <w:rFonts w:hint="default" w:ascii="Wingdings" w:hAnsi="Wingdings"/>
       </w:rPr>
     </w:lvl>
     <w:lvl w:ilvl="6" w:tplc="04090001" w:tentative="1">
@@ -15022,7 +14970,7 @@
         <w:ind w:left="5040" w:hanging="360"/>
       </w:pPr>
       <w:rPr>
-        <w:rFonts w:ascii="Symbol" w:hAnsi="Symbol" w:hint="default"/>
+        <w:rFonts w:hint="default" w:ascii="Symbol" w:hAnsi="Symbol"/>
       </w:rPr>
     </w:lvl>
     <w:lvl w:ilvl="7" w:tplc="04090003" w:tentative="1">
@@ -15034,7 +14982,7 @@
         <w:ind w:left="5760" w:hanging="360"/>
       </w:pPr>
       <w:rPr>
-        <w:rFonts w:ascii="Courier New" w:hAnsi="Courier New" w:cs="Courier New" w:hint="default"/>
+        <w:rFonts w:hint="default" w:ascii="Courier New" w:hAnsi="Courier New" w:cs="Courier New"/>
       </w:rPr>
     </w:lvl>
     <w:lvl w:ilvl="8" w:tplc="04090005" w:tentative="1">
@@ -15046,7 +14994,7 @@
         <w:ind w:left="6480" w:hanging="360"/>
       </w:pPr>
       <w:rPr>
-        <w:rFonts w:ascii="Wingdings" w:hAnsi="Wingdings" w:hint="default"/>
+        <w:rFonts w:hint="default" w:ascii="Wingdings" w:hAnsi="Wingdings"/>
       </w:rPr>
     </w:lvl>
   </w:abstractNum>
@@ -15063,7 +15011,7 @@
         <w:ind w:left="1440" w:hanging="360"/>
       </w:pPr>
       <w:rPr>
-        <w:rFonts w:ascii="Symbol" w:hAnsi="Symbol" w:hint="default"/>
+        <w:rFonts w:hint="default" w:ascii="Symbol" w:hAnsi="Symbol"/>
       </w:rPr>
     </w:lvl>
     <w:lvl w:ilvl="1" w:tplc="04090003" w:tentative="1">
@@ -15075,7 +15023,7 @@
         <w:ind w:left="2160" w:hanging="360"/>
       </w:pPr>
       <w:rPr>
-        <w:rFonts w:ascii="Courier New" w:hAnsi="Courier New" w:cs="Courier New" w:hint="default"/>
+        <w:rFonts w:hint="default" w:ascii="Courier New" w:hAnsi="Courier New" w:cs="Courier New"/>
       </w:rPr>
     </w:lvl>
     <w:lvl w:ilvl="2" w:tplc="04090005" w:tentative="1">
@@ -15087,7 +15035,7 @@
         <w:ind w:left="2880" w:hanging="360"/>
       </w:pPr>
       <w:rPr>
-        <w:rFonts w:ascii="Wingdings" w:hAnsi="Wingdings" w:hint="default"/>
+        <w:rFonts w:hint="default" w:ascii="Wingdings" w:hAnsi="Wingdings"/>
       </w:rPr>
     </w:lvl>
     <w:lvl w:ilvl="3" w:tplc="04090001" w:tentative="1">
@@ -15099,7 +15047,7 @@
         <w:ind w:left="3600" w:hanging="360"/>
       </w:pPr>
       <w:rPr>
-        <w:rFonts w:ascii="Symbol" w:hAnsi="Symbol" w:hint="default"/>
+        <w:rFonts w:hint="default" w:ascii="Symbol" w:hAnsi="Symbol"/>
       </w:rPr>
     </w:lvl>
     <w:lvl w:ilvl="4" w:tplc="04090003" w:tentative="1">
@@ -15111,7 +15059,7 @@
         <w:ind w:left="4320" w:hanging="360"/>
       </w:pPr>
       <w:rPr>
-        <w:rFonts w:ascii="Courier New" w:hAnsi="Courier New" w:cs="Courier New" w:hint="default"/>
+        <w:rFonts w:hint="default" w:ascii="Courier New" w:hAnsi="Courier New" w:cs="Courier New"/>
       </w:rPr>
     </w:lvl>
     <w:lvl w:ilvl="5" w:tplc="04090005" w:tentative="1">
@@ -15123,7 +15071,7 @@
         <w:ind w:left="5040" w:hanging="360"/>
       </w:pPr>
       <w:rPr>
-        <w:rFonts w:ascii="Wingdings" w:hAnsi="Wingdings" w:hint="default"/>
+        <w:rFonts w:hint="default" w:ascii="Wingdings" w:hAnsi="Wingdings"/>
       </w:rPr>
     </w:lvl>
     <w:lvl w:ilvl="6" w:tplc="04090001" w:tentative="1">
@@ -15135,7 +15083,7 @@
         <w:ind w:left="5760" w:hanging="360"/>
       </w:pPr>
       <w:rPr>
-        <w:rFonts w:ascii="Symbol" w:hAnsi="Symbol" w:hint="default"/>
+        <w:rFonts w:hint="default" w:ascii="Symbol" w:hAnsi="Symbol"/>
       </w:rPr>
     </w:lvl>
     <w:lvl w:ilvl="7" w:tplc="04090003" w:tentative="1">
@@ -15147,7 +15095,7 @@
         <w:ind w:left="6480" w:hanging="360"/>
       </w:pPr>
       <w:rPr>
-        <w:rFonts w:ascii="Courier New" w:hAnsi="Courier New" w:cs="Courier New" w:hint="default"/>
+        <w:rFonts w:hint="default" w:ascii="Courier New" w:hAnsi="Courier New" w:cs="Courier New"/>
       </w:rPr>
     </w:lvl>
     <w:lvl w:ilvl="8" w:tplc="04090005" w:tentative="1">
@@ -15159,7 +15107,7 @@
         <w:ind w:left="7200" w:hanging="360"/>
       </w:pPr>
       <w:rPr>
-        <w:rFonts w:ascii="Wingdings" w:hAnsi="Wingdings" w:hint="default"/>
+        <w:rFonts w:hint="default" w:ascii="Wingdings" w:hAnsi="Wingdings"/>
       </w:rPr>
     </w:lvl>
   </w:abstractNum>
@@ -15176,7 +15124,7 @@
         <w:ind w:left="720" w:hanging="360"/>
       </w:pPr>
       <w:rPr>
-        <w:rFonts w:ascii="Symbol" w:hAnsi="Symbol" w:hint="default"/>
+        <w:rFonts w:hint="default" w:ascii="Symbol" w:hAnsi="Symbol"/>
       </w:rPr>
     </w:lvl>
     <w:lvl w:ilvl="1" w:tplc="04090003" w:tentative="1">
@@ -15188,7 +15136,7 @@
         <w:ind w:left="1440" w:hanging="360"/>
       </w:pPr>
       <w:rPr>
-        <w:rFonts w:ascii="Courier New" w:hAnsi="Courier New" w:cs="Courier New" w:hint="default"/>
+        <w:rFonts w:hint="default" w:ascii="Courier New" w:hAnsi="Courier New" w:cs="Courier New"/>
       </w:rPr>
     </w:lvl>
     <w:lvl w:ilvl="2" w:tplc="04090005" w:tentative="1">
@@ -15200,7 +15148,7 @@
         <w:ind w:left="2160" w:hanging="360"/>
       </w:pPr>
       <w:rPr>
-        <w:rFonts w:ascii="Wingdings" w:hAnsi="Wingdings" w:hint="default"/>
+        <w:rFonts w:hint="default" w:ascii="Wingdings" w:hAnsi="Wingdings"/>
       </w:rPr>
     </w:lvl>
     <w:lvl w:ilvl="3" w:tplc="04090001" w:tentative="1">
@@ -15212,7 +15160,7 @@
         <w:ind w:left="2880" w:hanging="360"/>
       </w:pPr>
       <w:rPr>
-        <w:rFonts w:ascii="Symbol" w:hAnsi="Symbol" w:hint="default"/>
+        <w:rFonts w:hint="default" w:ascii="Symbol" w:hAnsi="Symbol"/>
       </w:rPr>
     </w:lvl>
     <w:lvl w:ilvl="4" w:tplc="04090003" w:tentative="1">
@@ -15224,7 +15172,7 @@
         <w:ind w:left="3600" w:hanging="360"/>
       </w:pPr>
       <w:rPr>
-        <w:rFonts w:ascii="Courier New" w:hAnsi="Courier New" w:cs="Courier New" w:hint="default"/>
+        <w:rFonts w:hint="default" w:ascii="Courier New" w:hAnsi="Courier New" w:cs="Courier New"/>
       </w:rPr>
     </w:lvl>
     <w:lvl w:ilvl="5" w:tplc="04090005" w:tentative="1">
@@ -15236,7 +15184,7 @@
         <w:ind w:left="4320" w:hanging="360"/>
       </w:pPr>
       <w:rPr>
-        <w:rFonts w:ascii="Wingdings" w:hAnsi="Wingdings" w:hint="default"/>
+        <w:rFonts w:hint="default" w:ascii="Wingdings" w:hAnsi="Wingdings"/>
       </w:rPr>
     </w:lvl>
     <w:lvl w:ilvl="6" w:tplc="04090001" w:tentative="1">
@@ -15248,7 +15196,7 @@
         <w:ind w:left="5040" w:hanging="360"/>
       </w:pPr>
       <w:rPr>
-        <w:rFonts w:ascii="Symbol" w:hAnsi="Symbol" w:hint="default"/>
+        <w:rFonts w:hint="default" w:ascii="Symbol" w:hAnsi="Symbol"/>
       </w:rPr>
     </w:lvl>
     <w:lvl w:ilvl="7" w:tplc="04090003" w:tentative="1">
@@ -15260,7 +15208,7 @@
         <w:ind w:left="5760" w:hanging="360"/>
       </w:pPr>
       <w:rPr>
-        <w:rFonts w:ascii="Courier New" w:hAnsi="Courier New" w:cs="Courier New" w:hint="default"/>
+        <w:rFonts w:hint="default" w:ascii="Courier New" w:hAnsi="Courier New" w:cs="Courier New"/>
       </w:rPr>
     </w:lvl>
     <w:lvl w:ilvl="8" w:tplc="04090005" w:tentative="1">
@@ -15272,7 +15220,7 @@
         <w:ind w:left="6480" w:hanging="360"/>
       </w:pPr>
       <w:rPr>
-        <w:rFonts w:ascii="Wingdings" w:hAnsi="Wingdings" w:hint="default"/>
+        <w:rFonts w:hint="default" w:ascii="Wingdings" w:hAnsi="Wingdings"/>
       </w:rPr>
     </w:lvl>
   </w:abstractNum>
@@ -15553,7 +15501,7 @@
         <w:ind w:left="720" w:hanging="360"/>
       </w:pPr>
       <w:rPr>
-        <w:rFonts w:ascii="Symbol" w:hAnsi="Symbol" w:hint="default"/>
+        <w:rFonts w:hint="default" w:ascii="Symbol" w:hAnsi="Symbol"/>
         <w:sz w:val="20"/>
         <w:szCs w:val="20"/>
       </w:rPr>
@@ -15567,7 +15515,7 @@
         <w:ind w:left="1440" w:hanging="360"/>
       </w:pPr>
       <w:rPr>
-        <w:rFonts w:ascii="Courier New" w:hAnsi="Courier New" w:cs="Courier New" w:hint="default"/>
+        <w:rFonts w:hint="default" w:ascii="Courier New" w:hAnsi="Courier New" w:cs="Courier New"/>
       </w:rPr>
     </w:lvl>
     <w:lvl w:ilvl="2" w:tplc="04090005" w:tentative="1">
@@ -15579,7 +15527,7 @@
         <w:ind w:left="2160" w:hanging="360"/>
       </w:pPr>
       <w:rPr>
-        <w:rFonts w:ascii="Wingdings" w:hAnsi="Wingdings" w:hint="default"/>
+        <w:rFonts w:hint="default" w:ascii="Wingdings" w:hAnsi="Wingdings"/>
       </w:rPr>
     </w:lvl>
     <w:lvl w:ilvl="3" w:tplc="04090001" w:tentative="1">
@@ -15591,7 +15539,7 @@
         <w:ind w:left="2880" w:hanging="360"/>
       </w:pPr>
       <w:rPr>
-        <w:rFonts w:ascii="Symbol" w:hAnsi="Symbol" w:hint="default"/>
+        <w:rFonts w:hint="default" w:ascii="Symbol" w:hAnsi="Symbol"/>
       </w:rPr>
     </w:lvl>
     <w:lvl w:ilvl="4" w:tplc="04090003" w:tentative="1">
@@ -15603,7 +15551,7 @@
         <w:ind w:left="3600" w:hanging="360"/>
       </w:pPr>
       <w:rPr>
-        <w:rFonts w:ascii="Courier New" w:hAnsi="Courier New" w:cs="Courier New" w:hint="default"/>
+        <w:rFonts w:hint="default" w:ascii="Courier New" w:hAnsi="Courier New" w:cs="Courier New"/>
       </w:rPr>
     </w:lvl>
     <w:lvl w:ilvl="5" w:tplc="04090005" w:tentative="1">
@@ -15615,7 +15563,7 @@
         <w:ind w:left="4320" w:hanging="360"/>
       </w:pPr>
       <w:rPr>
-        <w:rFonts w:ascii="Wingdings" w:hAnsi="Wingdings" w:hint="default"/>
+        <w:rFonts w:hint="default" w:ascii="Wingdings" w:hAnsi="Wingdings"/>
       </w:rPr>
     </w:lvl>
     <w:lvl w:ilvl="6" w:tplc="04090001" w:tentative="1">
@@ -15627,7 +15575,7 @@
         <w:ind w:left="5040" w:hanging="360"/>
       </w:pPr>
       <w:rPr>
-        <w:rFonts w:ascii="Symbol" w:hAnsi="Symbol" w:hint="default"/>
+        <w:rFonts w:hint="default" w:ascii="Symbol" w:hAnsi="Symbol"/>
       </w:rPr>
     </w:lvl>
     <w:lvl w:ilvl="7" w:tplc="04090003" w:tentative="1">
@@ -15639,7 +15587,7 @@
         <w:ind w:left="5760" w:hanging="360"/>
       </w:pPr>
       <w:rPr>
-        <w:rFonts w:ascii="Courier New" w:hAnsi="Courier New" w:cs="Courier New" w:hint="default"/>
+        <w:rFonts w:hint="default" w:ascii="Courier New" w:hAnsi="Courier New" w:cs="Courier New"/>
       </w:rPr>
     </w:lvl>
     <w:lvl w:ilvl="8" w:tplc="04090005" w:tentative="1">
@@ -15651,7 +15599,7 @@
         <w:ind w:left="6480" w:hanging="360"/>
       </w:pPr>
       <w:rPr>
-        <w:rFonts w:ascii="Wingdings" w:hAnsi="Wingdings" w:hint="default"/>
+        <w:rFonts w:hint="default" w:ascii="Wingdings" w:hAnsi="Wingdings"/>
       </w:rPr>
     </w:lvl>
   </w:abstractNum>
@@ -15840,7 +15788,7 @@
         <w:ind w:left="720" w:hanging="360"/>
       </w:pPr>
       <w:rPr>
-        <w:rFonts w:ascii="Symbol" w:hAnsi="Symbol" w:hint="default"/>
+        <w:rFonts w:hint="default" w:ascii="Symbol" w:hAnsi="Symbol"/>
       </w:rPr>
     </w:lvl>
     <w:lvl w:ilvl="1" w:tplc="04090003" w:tentative="1">
@@ -15852,7 +15800,7 @@
         <w:ind w:left="1440" w:hanging="360"/>
       </w:pPr>
       <w:rPr>
-        <w:rFonts w:ascii="Courier New" w:hAnsi="Courier New" w:cs="Courier New" w:hint="default"/>
+        <w:rFonts w:hint="default" w:ascii="Courier New" w:hAnsi="Courier New" w:cs="Courier New"/>
       </w:rPr>
     </w:lvl>
     <w:lvl w:ilvl="2" w:tplc="04090005" w:tentative="1">
@@ -15864,7 +15812,7 @@
         <w:ind w:left="2160" w:hanging="360"/>
       </w:pPr>
       <w:rPr>
-        <w:rFonts w:ascii="Wingdings" w:hAnsi="Wingdings" w:hint="default"/>
+        <w:rFonts w:hint="default" w:ascii="Wingdings" w:hAnsi="Wingdings"/>
       </w:rPr>
     </w:lvl>
     <w:lvl w:ilvl="3" w:tplc="04090001" w:tentative="1">
@@ -15876,7 +15824,7 @@
         <w:ind w:left="2880" w:hanging="360"/>
       </w:pPr>
       <w:rPr>
-        <w:rFonts w:ascii="Symbol" w:hAnsi="Symbol" w:hint="default"/>
+        <w:rFonts w:hint="default" w:ascii="Symbol" w:hAnsi="Symbol"/>
       </w:rPr>
     </w:lvl>
     <w:lvl w:ilvl="4" w:tplc="04090003" w:tentative="1">
@@ -15888,7 +15836,7 @@
         <w:ind w:left="3600" w:hanging="360"/>
       </w:pPr>
       <w:rPr>
-        <w:rFonts w:ascii="Courier New" w:hAnsi="Courier New" w:cs="Courier New" w:hint="default"/>
+        <w:rFonts w:hint="default" w:ascii="Courier New" w:hAnsi="Courier New" w:cs="Courier New"/>
       </w:rPr>
     </w:lvl>
     <w:lvl w:ilvl="5" w:tplc="04090005" w:tentative="1">
@@ -15900,7 +15848,7 @@
         <w:ind w:left="4320" w:hanging="360"/>
       </w:pPr>
       <w:rPr>
-        <w:rFonts w:ascii="Wingdings" w:hAnsi="Wingdings" w:hint="default"/>
+        <w:rFonts w:hint="default" w:ascii="Wingdings" w:hAnsi="Wingdings"/>
       </w:rPr>
     </w:lvl>
     <w:lvl w:ilvl="6" w:tplc="04090001" w:tentative="1">
@@ -15912,7 +15860,7 @@
         <w:ind w:left="5040" w:hanging="360"/>
       </w:pPr>
       <w:rPr>
-        <w:rFonts w:ascii="Symbol" w:hAnsi="Symbol" w:hint="default"/>
+        <w:rFonts w:hint="default" w:ascii="Symbol" w:hAnsi="Symbol"/>
       </w:rPr>
     </w:lvl>
     <w:lvl w:ilvl="7" w:tplc="04090003" w:tentative="1">
@@ -15924,7 +15872,7 @@
         <w:ind w:left="5760" w:hanging="360"/>
       </w:pPr>
       <w:rPr>
-        <w:rFonts w:ascii="Courier New" w:hAnsi="Courier New" w:cs="Courier New" w:hint="default"/>
+        <w:rFonts w:hint="default" w:ascii="Courier New" w:hAnsi="Courier New" w:cs="Courier New"/>
       </w:rPr>
     </w:lvl>
     <w:lvl w:ilvl="8" w:tplc="04090005" w:tentative="1">
@@ -15936,7 +15884,7 @@
         <w:ind w:left="6480" w:hanging="360"/>
       </w:pPr>
       <w:rPr>
-        <w:rFonts w:ascii="Wingdings" w:hAnsi="Wingdings" w:hint="default"/>
+        <w:rFonts w:hint="default" w:ascii="Wingdings" w:hAnsi="Wingdings"/>
       </w:rPr>
     </w:lvl>
   </w:abstractNum>
@@ -15953,7 +15901,7 @@
         <w:ind w:left="720" w:hanging="360"/>
       </w:pPr>
       <w:rPr>
-        <w:rFonts w:ascii="Symbol" w:hAnsi="Symbol" w:hint="default"/>
+        <w:rFonts w:hint="default" w:ascii="Symbol" w:hAnsi="Symbol"/>
       </w:rPr>
     </w:lvl>
     <w:lvl w:ilvl="1" w:tplc="04090003" w:tentative="1">
@@ -15965,7 +15913,7 @@
         <w:ind w:left="1440" w:hanging="360"/>
       </w:pPr>
       <w:rPr>
-        <w:rFonts w:ascii="Courier New" w:hAnsi="Courier New" w:cs="Courier New" w:hint="default"/>
+        <w:rFonts w:hint="default" w:ascii="Courier New" w:hAnsi="Courier New" w:cs="Courier New"/>
       </w:rPr>
     </w:lvl>
     <w:lvl w:ilvl="2" w:tplc="04090005" w:tentative="1">
@@ -15977,7 +15925,7 @@
         <w:ind w:left="2160" w:hanging="360"/>
       </w:pPr>
       <w:rPr>
-        <w:rFonts w:ascii="Wingdings" w:hAnsi="Wingdings" w:hint="default"/>
+        <w:rFonts w:hint="default" w:ascii="Wingdings" w:hAnsi="Wingdings"/>
       </w:rPr>
     </w:lvl>
     <w:lvl w:ilvl="3" w:tplc="04090001" w:tentative="1">
@@ -15989,7 +15937,7 @@
         <w:ind w:left="2880" w:hanging="360"/>
       </w:pPr>
       <w:rPr>
-        <w:rFonts w:ascii="Symbol" w:hAnsi="Symbol" w:hint="default"/>
+        <w:rFonts w:hint="default" w:ascii="Symbol" w:hAnsi="Symbol"/>
       </w:rPr>
     </w:lvl>
     <w:lvl w:ilvl="4" w:tplc="04090003" w:tentative="1">
@@ -16001,7 +15949,7 @@
         <w:ind w:left="3600" w:hanging="360"/>
       </w:pPr>
       <w:rPr>
-        <w:rFonts w:ascii="Courier New" w:hAnsi="Courier New" w:cs="Courier New" w:hint="default"/>
+        <w:rFonts w:hint="default" w:ascii="Courier New" w:hAnsi="Courier New" w:cs="Courier New"/>
       </w:rPr>
     </w:lvl>
     <w:lvl w:ilvl="5" w:tplc="04090005" w:tentative="1">
@@ -16013,7 +15961,7 @@
         <w:ind w:left="4320" w:hanging="360"/>
       </w:pPr>
       <w:rPr>
-        <w:rFonts w:ascii="Wingdings" w:hAnsi="Wingdings" w:hint="default"/>
+        <w:rFonts w:hint="default" w:ascii="Wingdings" w:hAnsi="Wingdings"/>
       </w:rPr>
     </w:lvl>
     <w:lvl w:ilvl="6" w:tplc="04090001" w:tentative="1">
@@ -16025,7 +15973,7 @@
         <w:ind w:left="5040" w:hanging="360"/>
       </w:pPr>
       <w:rPr>
-        <w:rFonts w:ascii="Symbol" w:hAnsi="Symbol" w:hint="default"/>
+        <w:rFonts w:hint="default" w:ascii="Symbol" w:hAnsi="Symbol"/>
       </w:rPr>
     </w:lvl>
     <w:lvl w:ilvl="7" w:tplc="04090003" w:tentative="1">
@@ -16037,7 +15985,7 @@
         <w:ind w:left="5760" w:hanging="360"/>
       </w:pPr>
       <w:rPr>
-        <w:rFonts w:ascii="Courier New" w:hAnsi="Courier New" w:cs="Courier New" w:hint="default"/>
+        <w:rFonts w:hint="default" w:ascii="Courier New" w:hAnsi="Courier New" w:cs="Courier New"/>
       </w:rPr>
     </w:lvl>
     <w:lvl w:ilvl="8" w:tplc="04090005" w:tentative="1">
@@ -16049,7 +15997,7 @@
         <w:ind w:left="6480" w:hanging="360"/>
       </w:pPr>
       <w:rPr>
-        <w:rFonts w:ascii="Wingdings" w:hAnsi="Wingdings" w:hint="default"/>
+        <w:rFonts w:hint="default" w:ascii="Wingdings" w:hAnsi="Wingdings"/>
       </w:rPr>
     </w:lvl>
   </w:abstractNum>
@@ -16066,7 +16014,7 @@
         <w:ind w:left="720" w:hanging="360"/>
       </w:pPr>
       <w:rPr>
-        <w:rFonts w:ascii="Symbol" w:hAnsi="Symbol" w:hint="default"/>
+        <w:rFonts w:hint="default" w:ascii="Symbol" w:hAnsi="Symbol"/>
       </w:rPr>
     </w:lvl>
     <w:lvl w:ilvl="1" w:tplc="04090003" w:tentative="1">
@@ -16078,7 +16026,7 @@
         <w:ind w:left="1440" w:hanging="360"/>
       </w:pPr>
       <w:rPr>
-        <w:rFonts w:ascii="Courier New" w:hAnsi="Courier New" w:cs="Courier New" w:hint="default"/>
+        <w:rFonts w:hint="default" w:ascii="Courier New" w:hAnsi="Courier New" w:cs="Courier New"/>
       </w:rPr>
     </w:lvl>
     <w:lvl w:ilvl="2" w:tplc="04090005" w:tentative="1">
@@ -16090,7 +16038,7 @@
         <w:ind w:left="2160" w:hanging="360"/>
       </w:pPr>
       <w:rPr>
-        <w:rFonts w:ascii="Wingdings" w:hAnsi="Wingdings" w:hint="default"/>
+        <w:rFonts w:hint="default" w:ascii="Wingdings" w:hAnsi="Wingdings"/>
       </w:rPr>
     </w:lvl>
     <w:lvl w:ilvl="3" w:tplc="04090001" w:tentative="1">
@@ -16102,7 +16050,7 @@
         <w:ind w:left="2880" w:hanging="360"/>
       </w:pPr>
       <w:rPr>
-        <w:rFonts w:ascii="Symbol" w:hAnsi="Symbol" w:hint="default"/>
+        <w:rFonts w:hint="default" w:ascii="Symbol" w:hAnsi="Symbol"/>
       </w:rPr>
     </w:lvl>
     <w:lvl w:ilvl="4" w:tplc="04090003" w:tentative="1">
@@ -16114,7 +16062,7 @@
         <w:ind w:left="3600" w:hanging="360"/>
       </w:pPr>
       <w:rPr>
-        <w:rFonts w:ascii="Courier New" w:hAnsi="Courier New" w:cs="Courier New" w:hint="default"/>
+        <w:rFonts w:hint="default" w:ascii="Courier New" w:hAnsi="Courier New" w:cs="Courier New"/>
       </w:rPr>
     </w:lvl>
     <w:lvl w:ilvl="5" w:tplc="04090005" w:tentative="1">
@@ -16126,7 +16074,7 @@
         <w:ind w:left="4320" w:hanging="360"/>
       </w:pPr>
       <w:rPr>
-        <w:rFonts w:ascii="Wingdings" w:hAnsi="Wingdings" w:hint="default"/>
+        <w:rFonts w:hint="default" w:ascii="Wingdings" w:hAnsi="Wingdings"/>
       </w:rPr>
     </w:lvl>
     <w:lvl w:ilvl="6" w:tplc="04090001" w:tentative="1">
@@ -16138,7 +16086,7 @@
         <w:ind w:left="5040" w:hanging="360"/>
       </w:pPr>
       <w:rPr>
-        <w:rFonts w:ascii="Symbol" w:hAnsi="Symbol" w:hint="default"/>
+        <w:rFonts w:hint="default" w:ascii="Symbol" w:hAnsi="Symbol"/>
       </w:rPr>
     </w:lvl>
     <w:lvl w:ilvl="7" w:tplc="04090003" w:tentative="1">
@@ -16150,7 +16098,7 @@
         <w:ind w:left="5760" w:hanging="360"/>
       </w:pPr>
       <w:rPr>
-        <w:rFonts w:ascii="Courier New" w:hAnsi="Courier New" w:cs="Courier New" w:hint="default"/>
+        <w:rFonts w:hint="default" w:ascii="Courier New" w:hAnsi="Courier New" w:cs="Courier New"/>
       </w:rPr>
     </w:lvl>
     <w:lvl w:ilvl="8" w:tplc="04090005" w:tentative="1">
@@ -16162,7 +16110,7 @@
         <w:ind w:left="6480" w:hanging="360"/>
       </w:pPr>
       <w:rPr>
-        <w:rFonts w:ascii="Wingdings" w:hAnsi="Wingdings" w:hint="default"/>
+        <w:rFonts w:hint="default" w:ascii="Wingdings" w:hAnsi="Wingdings"/>
       </w:rPr>
     </w:lvl>
   </w:abstractNum>
@@ -16179,7 +16127,7 @@
         <w:ind w:left="720" w:hanging="360"/>
       </w:pPr>
       <w:rPr>
-        <w:rFonts w:ascii="Symbol" w:hAnsi="Symbol" w:hint="default"/>
+        <w:rFonts w:hint="default" w:ascii="Symbol" w:hAnsi="Symbol"/>
       </w:rPr>
     </w:lvl>
     <w:lvl w:ilvl="1" w:tplc="04090003" w:tentative="1">
@@ -16191,7 +16139,7 @@
         <w:ind w:left="1440" w:hanging="360"/>
       </w:pPr>
       <w:rPr>
-        <w:rFonts w:ascii="Courier New" w:hAnsi="Courier New" w:cs="Courier New" w:hint="default"/>
+        <w:rFonts w:hint="default" w:ascii="Courier New" w:hAnsi="Courier New" w:cs="Courier New"/>
       </w:rPr>
     </w:lvl>
     <w:lvl w:ilvl="2" w:tplc="04090005" w:tentative="1">
@@ -16203,7 +16151,7 @@
         <w:ind w:left="2160" w:hanging="360"/>
       </w:pPr>
       <w:rPr>
-        <w:rFonts w:ascii="Wingdings" w:hAnsi="Wingdings" w:hint="default"/>
+        <w:rFonts w:hint="default" w:ascii="Wingdings" w:hAnsi="Wingdings"/>
       </w:rPr>
     </w:lvl>
     <w:lvl w:ilvl="3" w:tplc="04090001" w:tentative="1">
@@ -16215,7 +16163,7 @@
         <w:ind w:left="2880" w:hanging="360"/>
       </w:pPr>
       <w:rPr>
-        <w:rFonts w:ascii="Symbol" w:hAnsi="Symbol" w:hint="default"/>
+        <w:rFonts w:hint="default" w:ascii="Symbol" w:hAnsi="Symbol"/>
       </w:rPr>
     </w:lvl>
     <w:lvl w:ilvl="4" w:tplc="04090003" w:tentative="1">
@@ -16227,7 +16175,7 @@
         <w:ind w:left="3600" w:hanging="360"/>
       </w:pPr>
       <w:rPr>
-        <w:rFonts w:ascii="Courier New" w:hAnsi="Courier New" w:cs="Courier New" w:hint="default"/>
+        <w:rFonts w:hint="default" w:ascii="Courier New" w:hAnsi="Courier New" w:cs="Courier New"/>
       </w:rPr>
     </w:lvl>
     <w:lvl w:ilvl="5" w:tplc="04090005" w:tentative="1">
@@ -16239,7 +16187,7 @@
         <w:ind w:left="4320" w:hanging="360"/>
       </w:pPr>
       <w:rPr>
-        <w:rFonts w:ascii="Wingdings" w:hAnsi="Wingdings" w:hint="default"/>
+        <w:rFonts w:hint="default" w:ascii="Wingdings" w:hAnsi="Wingdings"/>
       </w:rPr>
     </w:lvl>
     <w:lvl w:ilvl="6" w:tplc="04090001" w:tentative="1">
@@ -16251,7 +16199,7 @@
         <w:ind w:left="5040" w:hanging="360"/>
       </w:pPr>
       <w:rPr>
-        <w:rFonts w:ascii="Symbol" w:hAnsi="Symbol" w:hint="default"/>
+        <w:rFonts w:hint="default" w:ascii="Symbol" w:hAnsi="Symbol"/>
       </w:rPr>
     </w:lvl>
     <w:lvl w:ilvl="7" w:tplc="04090003" w:tentative="1">
@@ -16263,7 +16211,7 @@
         <w:ind w:left="5760" w:hanging="360"/>
       </w:pPr>
       <w:rPr>
-        <w:rFonts w:ascii="Courier New" w:hAnsi="Courier New" w:cs="Courier New" w:hint="default"/>
+        <w:rFonts w:hint="default" w:ascii="Courier New" w:hAnsi="Courier New" w:cs="Courier New"/>
       </w:rPr>
     </w:lvl>
     <w:lvl w:ilvl="8" w:tplc="04090005" w:tentative="1">
@@ -16275,7 +16223,7 @@
         <w:ind w:left="6480" w:hanging="360"/>
       </w:pPr>
       <w:rPr>
-        <w:rFonts w:ascii="Wingdings" w:hAnsi="Wingdings" w:hint="default"/>
+        <w:rFonts w:hint="default" w:ascii="Wingdings" w:hAnsi="Wingdings"/>
       </w:rPr>
     </w:lvl>
   </w:abstractNum>
@@ -16552,87 +16500,87 @@
       </w:pPr>
     </w:lvl>
   </w:abstractNum>
-  <w:num w:numId="1" w16cid:durableId="1539665970">
+  <w:num w:numId="1" w16cid:durableId="1143275644">
     <w:abstractNumId w:val="8"/>
   </w:num>
-  <w:num w:numId="2" w16cid:durableId="1060790911">
+  <w:num w:numId="2" w16cid:durableId="1617365938">
     <w:abstractNumId w:val="13"/>
   </w:num>
-  <w:num w:numId="3" w16cid:durableId="1512141576">
+  <w:num w:numId="3" w16cid:durableId="27032599">
     <w:abstractNumId w:val="5"/>
   </w:num>
-  <w:num w:numId="4" w16cid:durableId="1556047413">
+  <w:num w:numId="4" w16cid:durableId="905527710">
     <w:abstractNumId w:val="2"/>
   </w:num>
-  <w:num w:numId="5" w16cid:durableId="39938575">
+  <w:num w:numId="5" w16cid:durableId="1546940298">
     <w:abstractNumId w:val="15"/>
   </w:num>
-  <w:num w:numId="6" w16cid:durableId="1280723458">
+  <w:num w:numId="6" w16cid:durableId="406538150">
     <w:abstractNumId w:val="16"/>
   </w:num>
-  <w:num w:numId="7" w16cid:durableId="20252559">
+  <w:num w:numId="7" w16cid:durableId="1612013996">
     <w:abstractNumId w:val="18"/>
   </w:num>
-  <w:num w:numId="8" w16cid:durableId="2090227467">
+  <w:num w:numId="8" w16cid:durableId="1964731252">
     <w:abstractNumId w:val="17"/>
   </w:num>
-  <w:num w:numId="9" w16cid:durableId="1561482974">
+  <w:num w:numId="9" w16cid:durableId="1470854023">
     <w:abstractNumId w:val="6"/>
   </w:num>
-  <w:num w:numId="10" w16cid:durableId="35857633">
+  <w:num w:numId="10" w16cid:durableId="1282498057">
     <w:abstractNumId w:val="19"/>
   </w:num>
-  <w:num w:numId="11" w16cid:durableId="1754279924">
+  <w:num w:numId="11" w16cid:durableId="339158506">
     <w:abstractNumId w:val="9"/>
   </w:num>
-  <w:num w:numId="12" w16cid:durableId="917522815">
+  <w:num w:numId="12" w16cid:durableId="649552557">
     <w:abstractNumId w:val="14"/>
   </w:num>
-  <w:num w:numId="13" w16cid:durableId="2090105901">
+  <w:num w:numId="13" w16cid:durableId="794711378">
     <w:abstractNumId w:val="12"/>
   </w:num>
-  <w:num w:numId="14" w16cid:durableId="2032294661">
+  <w:num w:numId="14" w16cid:durableId="1117330686">
     <w:abstractNumId w:val="4"/>
   </w:num>
-  <w:num w:numId="15" w16cid:durableId="1243833874">
+  <w:num w:numId="15" w16cid:durableId="1161896125">
     <w:abstractNumId w:val="0"/>
   </w:num>
-  <w:num w:numId="16" w16cid:durableId="2084835911">
+  <w:num w:numId="16" w16cid:durableId="1594241308">
     <w:abstractNumId w:val="22"/>
   </w:num>
-  <w:num w:numId="17" w16cid:durableId="760874952">
+  <w:num w:numId="17" w16cid:durableId="1198155246">
     <w:abstractNumId w:val="20"/>
   </w:num>
-  <w:num w:numId="18" w16cid:durableId="1439836941">
+  <w:num w:numId="18" w16cid:durableId="762342103">
     <w:abstractNumId w:val="3"/>
   </w:num>
-  <w:num w:numId="19" w16cid:durableId="894508424">
+  <w:num w:numId="19" w16cid:durableId="325743766">
     <w:abstractNumId w:val="7"/>
   </w:num>
-  <w:num w:numId="20" w16cid:durableId="225072119">
+  <w:num w:numId="20" w16cid:durableId="87433524">
     <w:abstractNumId w:val="10"/>
   </w:num>
-  <w:num w:numId="21" w16cid:durableId="1762985317">
+  <w:num w:numId="21" w16cid:durableId="1946115777">
     <w:abstractNumId w:val="1"/>
   </w:num>
-  <w:num w:numId="22" w16cid:durableId="574779746">
+  <w:num w:numId="22" w16cid:durableId="322395176">
     <w:abstractNumId w:val="23"/>
   </w:num>
-  <w:num w:numId="23" w16cid:durableId="1082486844">
+  <w:num w:numId="23" w16cid:durableId="1804958837">
     <w:abstractNumId w:val="21"/>
   </w:num>
-  <w:num w:numId="24" w16cid:durableId="1230579579">
+  <w:num w:numId="24" w16cid:durableId="76438499">
     <w:abstractNumId w:val="11"/>
   </w:num>
 </w:numbering>
 </file>
 
 <file path=word/styles.xml><?xml version="1.0" encoding="utf-8"?>
-<w:styles xmlns:mc="http://schemas.openxmlformats.org/markup-compatibility/2006" xmlns:r="http://schemas.openxmlformats.org/officeDocument/2006/relationships" xmlns:w="http://schemas.openxmlformats.org/wordprocessingml/2006/main" xmlns:w14="http://schemas.microsoft.com/office/word/2010/wordml" xmlns:w15="http://schemas.microsoft.com/office/word/2012/wordml" xmlns:w16cex="http://schemas.microsoft.com/office/word/2018/wordml/cex" xmlns:w16cid="http://schemas.microsoft.com/office/word/2016/wordml/cid" xmlns:w16="http://schemas.microsoft.com/office/word/2018/wordml" xmlns:w16sdtdh="http://schemas.microsoft.com/office/word/2020/wordml/sdtdatahash" xmlns:w16se="http://schemas.microsoft.com/office/word/2015/wordml/symex" mc:Ignorable="w14 w15 w16se w16cid w16 w16cex w16sdtdh">
+<w:styles xmlns:wp14="http://schemas.microsoft.com/office/word/2010/wordprocessingDrawing" xmlns:mc="http://schemas.openxmlformats.org/markup-compatibility/2006" xmlns:r="http://schemas.openxmlformats.org/officeDocument/2006/relationships" xmlns:w="http://schemas.openxmlformats.org/wordprocessingml/2006/main" xmlns:w14="http://schemas.microsoft.com/office/word/2010/wordml" xmlns:w15="http://schemas.microsoft.com/office/word/2012/wordml" xmlns:w16cex="http://schemas.microsoft.com/office/word/2018/wordml/cex" xmlns:w16cid="http://schemas.microsoft.com/office/word/2016/wordml/cid" xmlns:w16="http://schemas.microsoft.com/office/word/2018/wordml" xmlns:w16sdtdh="http://schemas.microsoft.com/office/word/2020/wordml/sdtdatahash" xmlns:w16se="http://schemas.microsoft.com/office/word/2015/wordml/symex" mc:Ignorable="w14 w15 w16se w16cid w16 w16cex w16sdtdh wp14">
   <w:docDefaults>
     <w:rPrDefault>
       <w:rPr>
-        <w:rFonts w:ascii="Calibri" w:eastAsia="Calibri" w:hAnsi="Calibri" w:cs="Times New Roman"/>
+        <w:rFonts w:ascii="Calibri" w:hAnsi="Calibri" w:eastAsia="Calibri" w:cs="Times New Roman"/>
         <w:lang w:val="en-US" w:eastAsia="en-US" w:bidi="ar-SA"/>
       </w:rPr>
     </w:rPrDefault>
@@ -16641,14 +16589,14 @@
   <w:latentStyles w:defLockedState="0" w:defUIPriority="99" w:defSemiHidden="0" w:defUnhideWhenUsed="0" w:defQFormat="0" w:count="376">
     <w:lsdException w:name="Normal" w:uiPriority="0" w:qFormat="1"/>
     <w:lsdException w:name="heading 1" w:uiPriority="0" w:qFormat="1"/>
-    <w:lsdException w:name="heading 2" w:semiHidden="1" w:uiPriority="9" w:unhideWhenUsed="1" w:qFormat="1"/>
-    <w:lsdException w:name="heading 3" w:semiHidden="1" w:uiPriority="9" w:unhideWhenUsed="1" w:qFormat="1"/>
-    <w:lsdException w:name="heading 4" w:semiHidden="1" w:uiPriority="9" w:unhideWhenUsed="1" w:qFormat="1"/>
-    <w:lsdException w:name="heading 5" w:semiHidden="1" w:uiPriority="9" w:unhideWhenUsed="1" w:qFormat="1"/>
-    <w:lsdException w:name="heading 6" w:semiHidden="1" w:uiPriority="9" w:unhideWhenUsed="1" w:qFormat="1"/>
-    <w:lsdException w:name="heading 7" w:semiHidden="1" w:uiPriority="9" w:unhideWhenUsed="1" w:qFormat="1"/>
-    <w:lsdException w:name="heading 8" w:semiHidden="1" w:uiPriority="9" w:unhideWhenUsed="1" w:qFormat="1"/>
-    <w:lsdException w:name="heading 9" w:semiHidden="1" w:uiPriority="9" w:unhideWhenUsed="1" w:qFormat="1"/>
+    <w:lsdException w:name="heading 2" w:uiPriority="9" w:semiHidden="1" w:unhideWhenUsed="1" w:qFormat="1"/>
+    <w:lsdException w:name="heading 3" w:uiPriority="9" w:semiHidden="1" w:unhideWhenUsed="1" w:qFormat="1"/>
+    <w:lsdException w:name="heading 4" w:uiPriority="9" w:semiHidden="1" w:unhideWhenUsed="1" w:qFormat="1"/>
+    <w:lsdException w:name="heading 5" w:uiPriority="9" w:semiHidden="1" w:unhideWhenUsed="1" w:qFormat="1"/>
+    <w:lsdException w:name="heading 6" w:uiPriority="9" w:semiHidden="1" w:unhideWhenUsed="1" w:qFormat="1"/>
+    <w:lsdException w:name="heading 7" w:uiPriority="9" w:semiHidden="1" w:unhideWhenUsed="1" w:qFormat="1"/>
+    <w:lsdException w:name="heading 8" w:uiPriority="9" w:semiHidden="1" w:unhideWhenUsed="1" w:qFormat="1"/>
+    <w:lsdException w:name="heading 9" w:uiPriority="9" w:semiHidden="1" w:unhideWhenUsed="1" w:qFormat="1"/>
     <w:lsdException w:name="index 1" w:semiHidden="1" w:unhideWhenUsed="1"/>
     <w:lsdException w:name="index 2" w:semiHidden="1" w:unhideWhenUsed="1"/>
     <w:lsdException w:name="index 3" w:semiHidden="1" w:unhideWhenUsed="1"/>
@@ -16658,22 +16606,22 @@
     <w:lsdException w:name="index 7" w:semiHidden="1" w:unhideWhenUsed="1"/>
     <w:lsdException w:name="index 8" w:semiHidden="1" w:unhideWhenUsed="1"/>
     <w:lsdException w:name="index 9" w:semiHidden="1" w:unhideWhenUsed="1"/>
-    <w:lsdException w:name="toc 1" w:semiHidden="1" w:uiPriority="39" w:unhideWhenUsed="1"/>
-    <w:lsdException w:name="toc 2" w:semiHidden="1" w:uiPriority="39" w:unhideWhenUsed="1"/>
-    <w:lsdException w:name="toc 3" w:semiHidden="1" w:uiPriority="39" w:unhideWhenUsed="1"/>
-    <w:lsdException w:name="toc 4" w:semiHidden="1" w:uiPriority="39" w:unhideWhenUsed="1"/>
-    <w:lsdException w:name="toc 5" w:semiHidden="1" w:uiPriority="39" w:unhideWhenUsed="1"/>
-    <w:lsdException w:name="toc 6" w:semiHidden="1" w:uiPriority="39" w:unhideWhenUsed="1"/>
-    <w:lsdException w:name="toc 7" w:semiHidden="1" w:uiPriority="39" w:unhideWhenUsed="1"/>
-    <w:lsdException w:name="toc 8" w:semiHidden="1" w:uiPriority="39" w:unhideWhenUsed="1"/>
-    <w:lsdException w:name="toc 9" w:semiHidden="1" w:uiPriority="39" w:unhideWhenUsed="1"/>
+    <w:lsdException w:name="toc 1" w:uiPriority="39" w:semiHidden="1" w:unhideWhenUsed="1"/>
+    <w:lsdException w:name="toc 2" w:uiPriority="39" w:semiHidden="1" w:unhideWhenUsed="1"/>
+    <w:lsdException w:name="toc 3" w:uiPriority="39" w:semiHidden="1" w:unhideWhenUsed="1"/>
+    <w:lsdException w:name="toc 4" w:uiPriority="39" w:semiHidden="1" w:unhideWhenUsed="1"/>
+    <w:lsdException w:name="toc 5" w:uiPriority="39" w:semiHidden="1" w:unhideWhenUsed="1"/>
+    <w:lsdException w:name="toc 6" w:uiPriority="39" w:semiHidden="1" w:unhideWhenUsed="1"/>
+    <w:lsdException w:name="toc 7" w:uiPriority="39" w:semiHidden="1" w:unhideWhenUsed="1"/>
+    <w:lsdException w:name="toc 8" w:uiPriority="39" w:semiHidden="1" w:unhideWhenUsed="1"/>
+    <w:lsdException w:name="toc 9" w:uiPriority="39" w:semiHidden="1" w:unhideWhenUsed="1"/>
     <w:lsdException w:name="Normal Indent" w:semiHidden="1" w:unhideWhenUsed="1"/>
     <w:lsdException w:name="footnote text" w:semiHidden="1" w:unhideWhenUsed="1"/>
     <w:lsdException w:name="annotation text" w:semiHidden="1" w:unhideWhenUsed="1"/>
-    <w:lsdException w:name="header" w:semiHidden="1" w:uiPriority="0" w:unhideWhenUsed="1"/>
+    <w:lsdException w:name="header" w:uiPriority="0" w:semiHidden="1" w:unhideWhenUsed="1"/>
     <w:lsdException w:name="footer" w:semiHidden="1" w:unhideWhenUsed="1"/>
     <w:lsdException w:name="index heading" w:semiHidden="1" w:unhideWhenUsed="1"/>
-    <w:lsdException w:name="caption" w:semiHidden="1" w:uiPriority="35" w:unhideWhenUsed="1" w:qFormat="1"/>
+    <w:lsdException w:name="caption" w:uiPriority="35" w:semiHidden="1" w:unhideWhenUsed="1" w:qFormat="1"/>
     <w:lsdException w:name="table of figures" w:semiHidden="1" w:unhideWhenUsed="1"/>
     <w:lsdException w:name="envelope address" w:semiHidden="1" w:unhideWhenUsed="1"/>
     <w:lsdException w:name="envelope return" w:semiHidden="1" w:unhideWhenUsed="1"/>
@@ -16704,7 +16652,7 @@
     <w:lsdException w:name="Title" w:uiPriority="10" w:qFormat="1"/>
     <w:lsdException w:name="Closing" w:semiHidden="1" w:unhideWhenUsed="1"/>
     <w:lsdException w:name="Signature" w:semiHidden="1" w:unhideWhenUsed="1"/>
-    <w:lsdException w:name="Default Paragraph Font" w:semiHidden="1" w:uiPriority="1" w:unhideWhenUsed="1"/>
+    <w:lsdException w:name="Default Paragraph Font" w:uiPriority="1" w:semiHidden="1" w:unhideWhenUsed="1"/>
     <w:lsdException w:name="Body Text" w:semiHidden="1" w:unhideWhenUsed="1"/>
     <w:lsdException w:name="Body Text Indent" w:semiHidden="1" w:unhideWhenUsed="1"/>
     <w:lsdException w:name="List Continue" w:semiHidden="1" w:unhideWhenUsed="1"/>
@@ -16904,8 +16852,8 @@
     <w:lsdException w:name="Subtle Reference" w:uiPriority="31" w:qFormat="1"/>
     <w:lsdException w:name="Intense Reference" w:uiPriority="32" w:qFormat="1"/>
     <w:lsdException w:name="Book Title" w:uiPriority="33" w:qFormat="1"/>
-    <w:lsdException w:name="Bibliography" w:semiHidden="1" w:uiPriority="37" w:unhideWhenUsed="1"/>
-    <w:lsdException w:name="TOC Heading" w:semiHidden="1" w:uiPriority="39" w:unhideWhenUsed="1" w:qFormat="1"/>
+    <w:lsdException w:name="Bibliography" w:uiPriority="37" w:semiHidden="1" w:unhideWhenUsed="1"/>
+    <w:lsdException w:name="TOC Heading" w:uiPriority="39" w:semiHidden="1" w:unhideWhenUsed="1" w:qFormat="1"/>
     <w:lsdException w:name="Plain Table 1" w:uiPriority="41"/>
     <w:lsdException w:name="Plain Table 2" w:uiPriority="42"/>
     <w:lsdException w:name="Plain Table 3" w:uiPriority="43"/>
@@ -17016,7 +16964,7 @@
     <w:lsdException w:name="Unresolved Mention" w:semiHidden="1" w:unhideWhenUsed="1"/>
     <w:lsdException w:name="Smart Link" w:semiHidden="1" w:unhideWhenUsed="1"/>
   </w:latentStyles>
-  <w:style w:type="paragraph" w:default="1" w:styleId="Normal">
+  <w:style w:type="paragraph" w:styleId="Normal" w:default="1">
     <w:name w:val="Normal"/>
     <w:qFormat/>
     <w:rsid w:val="00B922AD"/>
@@ -17043,19 +16991,19 @@
       <w:outlineLvl w:val="0"/>
     </w:pPr>
     <w:rPr>
-      <w:rFonts w:ascii="Times New Roman" w:eastAsia="Times New Roman" w:hAnsi="Times New Roman"/>
+      <w:rFonts w:ascii="Times New Roman" w:hAnsi="Times New Roman" w:eastAsia="Times New Roman"/>
       <w:b/>
       <w:sz w:val="30"/>
       <w:szCs w:val="20"/>
     </w:rPr>
   </w:style>
-  <w:style w:type="character" w:default="1" w:styleId="DefaultParagraphFont">
+  <w:style w:type="character" w:styleId="DefaultParagraphFont" w:default="1">
     <w:name w:val="Default Paragraph Font"/>
     <w:uiPriority w:val="1"/>
     <w:semiHidden/>
     <w:unhideWhenUsed/>
   </w:style>
-  <w:style w:type="table" w:default="1" w:styleId="TableNormal">
+  <w:style w:type="table" w:styleId="TableNormal" w:default="1">
     <w:name w:val="Normal Table"/>
     <w:uiPriority w:val="99"/>
     <w:semiHidden/>
@@ -17070,7 +17018,7 @@
       </w:tblCellMar>
     </w:tblPr>
   </w:style>
-  <w:style w:type="numbering" w:default="1" w:styleId="NoList">
+  <w:style w:type="numbering" w:styleId="NoList" w:default="1">
     <w:name w:val="No List"/>
     <w:uiPriority w:val="99"/>
     <w:semiHidden/>
@@ -17090,7 +17038,7 @@
       <w:spacing w:after="0" w:line="240" w:lineRule="auto"/>
     </w:pPr>
   </w:style>
-  <w:style w:type="character" w:customStyle="1" w:styleId="HeaderChar">
+  <w:style w:type="character" w:styleId="HeaderChar" w:customStyle="1">
     <w:name w:val="Header Char"/>
     <w:basedOn w:val="DefaultParagraphFont"/>
     <w:link w:val="Header"/>
@@ -17111,7 +17059,7 @@
       <w:spacing w:after="0" w:line="240" w:lineRule="auto"/>
     </w:pPr>
   </w:style>
-  <w:style w:type="character" w:customStyle="1" w:styleId="FooterChar">
+  <w:style w:type="character" w:styleId="FooterChar" w:customStyle="1">
     <w:name w:val="Footer Char"/>
     <w:basedOn w:val="DefaultParagraphFont"/>
     <w:link w:val="Footer"/>
@@ -17125,12 +17073,12 @@
     <w:rsid w:val="00F97C1A"/>
     <w:tblPr>
       <w:tblBorders>
-        <w:top w:val="single" w:sz="4" w:space="0" w:color="000000"/>
-        <w:left w:val="single" w:sz="4" w:space="0" w:color="000000"/>
-        <w:bottom w:val="single" w:sz="4" w:space="0" w:color="000000"/>
-        <w:right w:val="single" w:sz="4" w:space="0" w:color="000000"/>
-        <w:insideH w:val="single" w:sz="4" w:space="0" w:color="000000"/>
-        <w:insideV w:val="single" w:sz="4" w:space="0" w:color="000000"/>
+        <w:top w:val="single" w:color="000000" w:sz="4" w:space="0"/>
+        <w:left w:val="single" w:color="000000" w:sz="4" w:space="0"/>
+        <w:bottom w:val="single" w:color="000000" w:sz="4" w:space="0"/>
+        <w:right w:val="single" w:color="000000" w:sz="4" w:space="0"/>
+        <w:insideH w:val="single" w:color="000000" w:sz="4" w:space="0"/>
+        <w:insideV w:val="single" w:color="000000" w:sz="4" w:space="0"/>
       </w:tblBorders>
     </w:tblPr>
   </w:style>
@@ -17157,7 +17105,7 @@
       <w:szCs w:val="20"/>
     </w:rPr>
   </w:style>
-  <w:style w:type="character" w:customStyle="1" w:styleId="CommentTextChar">
+  <w:style w:type="character" w:styleId="CommentTextChar" w:customStyle="1">
     <w:name w:val="Comment Text Char"/>
     <w:basedOn w:val="DefaultParagraphFont"/>
     <w:link w:val="CommentText"/>
@@ -17178,7 +17126,7 @@
       <w:bCs/>
     </w:rPr>
   </w:style>
-  <w:style w:type="character" w:customStyle="1" w:styleId="CommentSubjectChar">
+  <w:style w:type="character" w:styleId="CommentSubjectChar" w:customStyle="1">
     <w:name w:val="Comment Subject Char"/>
     <w:link w:val="CommentSubject"/>
     <w:uiPriority w:val="99"/>
@@ -17205,7 +17153,7 @@
       <w:szCs w:val="16"/>
     </w:rPr>
   </w:style>
-  <w:style w:type="character" w:customStyle="1" w:styleId="BalloonTextChar">
+  <w:style w:type="character" w:styleId="BalloonTextChar" w:customStyle="1">
     <w:name w:val="Balloon Text Char"/>
     <w:link w:val="BalloonText"/>
     <w:uiPriority w:val="99"/>
@@ -17217,13 +17165,13 @@
       <w:szCs w:val="16"/>
     </w:rPr>
   </w:style>
-  <w:style w:type="character" w:customStyle="1" w:styleId="Heading1Char">
+  <w:style w:type="character" w:styleId="Heading1Char" w:customStyle="1">
     <w:name w:val="Heading 1 Char"/>
     <w:basedOn w:val="DefaultParagraphFont"/>
     <w:link w:val="Heading1"/>
     <w:rsid w:val="00E436F0"/>
     <w:rPr>
-      <w:rFonts w:ascii="Times New Roman" w:eastAsia="Times New Roman" w:hAnsi="Times New Roman"/>
+      <w:rFonts w:ascii="Times New Roman" w:hAnsi="Times New Roman" w:eastAsia="Times New Roman"/>
       <w:b/>
       <w:sz w:val="30"/>
     </w:rPr>
@@ -17250,7 +17198,7 @@
       <w:szCs w:val="22"/>
     </w:rPr>
   </w:style>
-  <w:style w:type="character" w:customStyle="1" w:styleId="Italic">
+  <w:style w:type="character" w:styleId="Italic" w:customStyle="1">
     <w:name w:val="Italic"/>
     <w:uiPriority w:val="99"/>
     <w:rsid w:val="00684E9B"/>
@@ -17258,7 +17206,7 @@
       <w:i/>
     </w:rPr>
   </w:style>
-  <w:style w:type="paragraph" w:customStyle="1" w:styleId="Indent">
+  <w:style w:type="paragraph" w:styleId="Indent" w:customStyle="1">
     <w:name w:val="Indent"/>
     <w:basedOn w:val="Normal"/>
     <w:uiPriority w:val="99"/>
@@ -17268,11 +17216,11 @@
       <w:ind w:left="1440"/>
     </w:pPr>
     <w:rPr>
-      <w:rFonts w:ascii="Arial" w:eastAsia="Times New Roman" w:hAnsi="Arial"/>
+      <w:rFonts w:ascii="Arial" w:hAnsi="Arial" w:eastAsia="Times New Roman"/>
       <w:szCs w:val="24"/>
     </w:rPr>
   </w:style>
-  <w:style w:type="numbering" w:customStyle="1" w:styleId="BulletLetterList">
+  <w:style w:type="numbering" w:styleId="BulletLetterList" w:customStyle="1">
     <w:name w:val="Bullet Letter List"/>
     <w:rsid w:val="00684E9B"/>
     <w:pPr>
@@ -17298,16 +17246,16 @@
     <w:rsid w:val="00E01A67"/>
     <w:tblPr>
       <w:tblBorders>
-        <w:top w:val="single" w:sz="4" w:space="0" w:color="BFBFBF" w:themeColor="background1" w:themeShade="BF"/>
-        <w:left w:val="single" w:sz="4" w:space="0" w:color="BFBFBF" w:themeColor="background1" w:themeShade="BF"/>
-        <w:bottom w:val="single" w:sz="4" w:space="0" w:color="BFBFBF" w:themeColor="background1" w:themeShade="BF"/>
-        <w:right w:val="single" w:sz="4" w:space="0" w:color="BFBFBF" w:themeColor="background1" w:themeShade="BF"/>
-        <w:insideH w:val="single" w:sz="4" w:space="0" w:color="BFBFBF" w:themeColor="background1" w:themeShade="BF"/>
-        <w:insideV w:val="single" w:sz="4" w:space="0" w:color="BFBFBF" w:themeColor="background1" w:themeShade="BF"/>
+        <w:top w:val="single" w:color="BFBFBF" w:themeColor="background1" w:themeShade="BF" w:sz="4" w:space="0"/>
+        <w:left w:val="single" w:color="BFBFBF" w:themeColor="background1" w:themeShade="BF" w:sz="4" w:space="0"/>
+        <w:bottom w:val="single" w:color="BFBFBF" w:themeColor="background1" w:themeShade="BF" w:sz="4" w:space="0"/>
+        <w:right w:val="single" w:color="BFBFBF" w:themeColor="background1" w:themeShade="BF" w:sz="4" w:space="0"/>
+        <w:insideH w:val="single" w:color="BFBFBF" w:themeColor="background1" w:themeShade="BF" w:sz="4" w:space="0"/>
+        <w:insideV w:val="single" w:color="BFBFBF" w:themeColor="background1" w:themeShade="BF" w:sz="4" w:space="0"/>
       </w:tblBorders>
     </w:tblPr>
   </w:style>
-  <w:style w:type="table" w:customStyle="1" w:styleId="TableGrid1">
+  <w:style w:type="table" w:styleId="TableGrid1" w:customStyle="1">
     <w:name w:val="Table Grid1"/>
     <w:basedOn w:val="TableNormal"/>
     <w:next w:val="TableGrid"/>
@@ -17315,16 +17263,16 @@
     <w:rsid w:val="00E060E7"/>
     <w:tblPr>
       <w:tblBorders>
-        <w:top w:val="single" w:sz="4" w:space="0" w:color="000000"/>
-        <w:left w:val="single" w:sz="4" w:space="0" w:color="000000"/>
-        <w:bottom w:val="single" w:sz="4" w:space="0" w:color="000000"/>
-        <w:right w:val="single" w:sz="4" w:space="0" w:color="000000"/>
-        <w:insideH w:val="single" w:sz="4" w:space="0" w:color="000000"/>
-        <w:insideV w:val="single" w:sz="4" w:space="0" w:color="000000"/>
+        <w:top w:val="single" w:color="000000" w:sz="4" w:space="0"/>
+        <w:left w:val="single" w:color="000000" w:sz="4" w:space="0"/>
+        <w:bottom w:val="single" w:color="000000" w:sz="4" w:space="0"/>
+        <w:right w:val="single" w:color="000000" w:sz="4" w:space="0"/>
+        <w:insideH w:val="single" w:color="000000" w:sz="4" w:space="0"/>
+        <w:insideV w:val="single" w:color="000000" w:sz="4" w:space="0"/>
       </w:tblBorders>
     </w:tblPr>
   </w:style>
-  <w:style w:type="table" w:customStyle="1" w:styleId="TableGrid11">
+  <w:style w:type="table" w:styleId="TableGrid11" w:customStyle="1">
     <w:name w:val="Table Grid11"/>
     <w:basedOn w:val="TableNormal"/>
     <w:next w:val="TableGrid"/>
@@ -17332,12 +17280,12 @@
     <w:rsid w:val="00127A2B"/>
     <w:tblPr>
       <w:tblBorders>
-        <w:top w:val="single" w:sz="4" w:space="0" w:color="000000"/>
-        <w:left w:val="single" w:sz="4" w:space="0" w:color="000000"/>
-        <w:bottom w:val="single" w:sz="4" w:space="0" w:color="000000"/>
-        <w:right w:val="single" w:sz="4" w:space="0" w:color="000000"/>
-        <w:insideH w:val="single" w:sz="4" w:space="0" w:color="000000"/>
-        <w:insideV w:val="single" w:sz="4" w:space="0" w:color="000000"/>
+        <w:top w:val="single" w:color="000000" w:sz="4" w:space="0"/>
+        <w:left w:val="single" w:color="000000" w:sz="4" w:space="0"/>
+        <w:bottom w:val="single" w:color="000000" w:sz="4" w:space="0"/>
+        <w:right w:val="single" w:color="000000" w:sz="4" w:space="0"/>
+        <w:insideH w:val="single" w:color="000000" w:sz="4" w:space="0"/>
+        <w:insideV w:val="single" w:color="000000" w:sz="4" w:space="0"/>
       </w:tblBorders>
     </w:tblPr>
   </w:style>
@@ -17351,7 +17299,7 @@
       <w:shd w:val="clear" w:color="auto" w:fill="E6E6E6"/>
     </w:rPr>
   </w:style>
-  <w:style w:type="character" w:customStyle="1" w:styleId="normaltextrun">
+  <w:style w:type="character" w:styleId="normaltextrun" w:customStyle="1">
     <w:name w:val="normaltextrun"/>
     <w:basedOn w:val="DefaultParagraphFont"/>
     <w:rsid w:val="00B84BC9"/>
@@ -17643,22 +17591,15 @@
 </file>
 
 <file path=customXml/item1.xml><?xml version="1.0" encoding="utf-8"?>
-<p:properties xmlns:p="http://schemas.microsoft.com/office/2006/metadata/properties" xmlns:xsi="http://www.w3.org/2001/XMLSchema-instance" xmlns:pc="http://schemas.microsoft.com/office/infopath/2007/PartnerControls">
-  <documentManagement>
-    <note xmlns="785685f2-c2e1-4352-89aa-3faca8eaba52" xsi:nil="true"/>
-    <TaxCatchAll xmlns="5067c814-4b34-462c-a21d-c185ff6548d2" xsi:nil="true"/>
-    <lcf76f155ced4ddcb4097134ff3c332f xmlns="785685f2-c2e1-4352-89aa-3faca8eaba52">
-      <Terms xmlns="http://schemas.microsoft.com/office/infopath/2007/PartnerControls"/>
-    </lcf76f155ced4ddcb4097134ff3c332f>
-  </documentManagement>
-</p:properties>
+<?mso-contentType ?>
+<FormTemplates xmlns="http://schemas.microsoft.com/sharepoint/v3/contenttype/forms">
+  <Display>DocumentLibraryForm</Display>
+  <Edit>DocumentLibraryForm</Edit>
+  <New>DocumentLibraryForm</New>
+</FormTemplates>
 </file>
 
 <file path=customXml/item2.xml><?xml version="1.0" encoding="utf-8"?>
-<b:Sources xmlns:b="http://schemas.openxmlformats.org/officeDocument/2006/bibliography" xmlns="http://schemas.openxmlformats.org/officeDocument/2006/bibliography" SelectedStyle="\APA.XSL" StyleName="APA"/>
-</file>
-
-<file path=customXml/item3.xml><?xml version="1.0" encoding="utf-8"?>
 <ct:contentTypeSchema xmlns:ct="http://schemas.microsoft.com/office/2006/metadata/contentType" xmlns:ma="http://schemas.microsoft.com/office/2006/metadata/properties/metaAttributes" ct:_="" ma:_="" ma:contentTypeName="Document" ma:contentTypeID="0x01010061DC9A153AAEEE45BACE06E01F8272AC" ma:contentTypeVersion="15" ma:contentTypeDescription="Create a new document." ma:contentTypeScope="" ma:versionID="a862191c95c60b7093b325a67fb17510">
   <xsd:schema xmlns:xsd="http://www.w3.org/2001/XMLSchema" xmlns:xs="http://www.w3.org/2001/XMLSchema" xmlns:p="http://schemas.microsoft.com/office/2006/metadata/properties" xmlns:ns2="785685f2-c2e1-4352-89aa-3faca8eaba52" xmlns:ns3="5067c814-4b34-462c-a21d-c185ff6548d2" targetNamespace="http://schemas.microsoft.com/office/2006/metadata/properties" ma:root="true" ma:fieldsID="1b54c7e8e0cf3ca20ab28865eddead39" ns2:_="" ns3:_="">
     <xsd:import namespace="785685f2-c2e1-4352-89aa-3faca8eaba52"/>
@@ -17895,41 +17836,31 @@
 </ct:contentTypeSchema>
 </file>
 
+<file path=customXml/item3.xml><?xml version="1.0" encoding="utf-8"?>
+<b:Sources xmlns:b="http://schemas.openxmlformats.org/officeDocument/2006/bibliography" xmlns="http://schemas.openxmlformats.org/officeDocument/2006/bibliography" SelectedStyle="\APA.XSL" StyleName="APA"/>
+</file>
+
 <file path=customXml/item4.xml><?xml version="1.0" encoding="utf-8"?>
-<?mso-contentType ?>
-<FormTemplates xmlns="http://schemas.microsoft.com/sharepoint/v3/contenttype/forms">
-  <Display>DocumentLibraryForm</Display>
-  <Edit>DocumentLibraryForm</Edit>
-  <New>DocumentLibraryForm</New>
-</FormTemplates>
+<p:properties xmlns:p="http://schemas.microsoft.com/office/2006/metadata/properties" xmlns:xsi="http://www.w3.org/2001/XMLSchema-instance" xmlns:pc="http://schemas.microsoft.com/office/infopath/2007/PartnerControls">
+  <documentManagement>
+    <note xmlns="785685f2-c2e1-4352-89aa-3faca8eaba52" xsi:nil="true"/>
+    <TaxCatchAll xmlns="5067c814-4b34-462c-a21d-c185ff6548d2" xsi:nil="true"/>
+    <lcf76f155ced4ddcb4097134ff3c332f xmlns="785685f2-c2e1-4352-89aa-3faca8eaba52">
+      <Terms xmlns="http://schemas.microsoft.com/office/infopath/2007/PartnerControls"/>
+    </lcf76f155ced4ddcb4097134ff3c332f>
+  </documentManagement>
+</p:properties>
 </file>
 
 <file path=customXml/itemProps1.xml><?xml version="1.0" encoding="utf-8"?>
-<ds:datastoreItem xmlns:ds="http://schemas.openxmlformats.org/officeDocument/2006/customXml" ds:itemID="{153147B9-3756-4984-90AF-14827999468A}">
+<ds:datastoreItem xmlns:ds="http://schemas.openxmlformats.org/officeDocument/2006/customXml" ds:itemID="{34775D82-4E7B-4CBD-94AC-CCE5FFEDB39D}">
   <ds:schemaRefs>
-    <ds:schemaRef ds:uri="5067c814-4b34-462c-a21d-c185ff6548d2"/>
-    <ds:schemaRef ds:uri="http://purl.org/dc/elements/1.1/"/>
-    <ds:schemaRef ds:uri="http://schemas.openxmlformats.org/package/2006/metadata/core-properties"/>
-    <ds:schemaRef ds:uri="785685f2-c2e1-4352-89aa-3faca8eaba52"/>
-    <ds:schemaRef ds:uri="http://schemas.microsoft.com/office/infopath/2007/PartnerControls"/>
-    <ds:schemaRef ds:uri="http://purl.org/dc/dcmitype/"/>
-    <ds:schemaRef ds:uri="http://schemas.microsoft.com/office/2006/documentManagement/types"/>
-    <ds:schemaRef ds:uri="http://www.w3.org/XML/1998/namespace"/>
-    <ds:schemaRef ds:uri="http://schemas.microsoft.com/office/2006/metadata/properties"/>
-    <ds:schemaRef ds:uri="http://purl.org/dc/terms/"/>
+    <ds:schemaRef ds:uri="http://schemas.microsoft.com/sharepoint/v3/contenttype/forms"/>
   </ds:schemaRefs>
 </ds:datastoreItem>
 </file>
 
 <file path=customXml/itemProps2.xml><?xml version="1.0" encoding="utf-8"?>
-<ds:datastoreItem xmlns:ds="http://schemas.openxmlformats.org/officeDocument/2006/customXml" ds:itemID="{EA7258C9-ED3C-4084-AAE5-931EE67E50EA}">
-  <ds:schemaRefs>
-    <ds:schemaRef ds:uri="http://schemas.openxmlformats.org/officeDocument/2006/bibliography"/>
-  </ds:schemaRefs>
-</ds:datastoreItem>
-</file>
-
-<file path=customXml/itemProps3.xml><?xml version="1.0" encoding="utf-8"?>
 <ds:datastoreItem xmlns:ds="http://schemas.openxmlformats.org/officeDocument/2006/customXml" ds:itemID="{B2038657-B3D1-4237-90F5-DB3E7AB1AC68}">
   <ds:schemaRefs>
     <ds:schemaRef ds:uri="http://schemas.microsoft.com/office/2006/metadata/contentType"/>
@@ -17948,10 +17879,21 @@
 </ds:datastoreItem>
 </file>
 
+<file path=customXml/itemProps3.xml><?xml version="1.0" encoding="utf-8"?>
+<ds:datastoreItem xmlns:ds="http://schemas.openxmlformats.org/officeDocument/2006/customXml" ds:itemID="{EA7258C9-ED3C-4084-AAE5-931EE67E50EA}">
+  <ds:schemaRefs>
+    <ds:schemaRef ds:uri="http://schemas.openxmlformats.org/officeDocument/2006/bibliography"/>
+  </ds:schemaRefs>
+</ds:datastoreItem>
+</file>
+
 <file path=customXml/itemProps4.xml><?xml version="1.0" encoding="utf-8"?>
-<ds:datastoreItem xmlns:ds="http://schemas.openxmlformats.org/officeDocument/2006/customXml" ds:itemID="{34775D82-4E7B-4CBD-94AC-CCE5FFEDB39D}">
+<ds:datastoreItem xmlns:ds="http://schemas.openxmlformats.org/officeDocument/2006/customXml" ds:itemID="{153147B9-3756-4984-90AF-14827999468A}">
   <ds:schemaRefs>
-    <ds:schemaRef ds:uri="http://schemas.microsoft.com/sharepoint/v3/contenttype/forms"/>
+    <ds:schemaRef ds:uri="http://schemas.microsoft.com/office/2006/metadata/properties"/>
+    <ds:schemaRef ds:uri="http://schemas.microsoft.com/office/infopath/2007/PartnerControls"/>
+    <ds:schemaRef ds:uri="785685f2-c2e1-4352-89aa-3faca8eaba52"/>
+    <ds:schemaRef ds:uri="5067c814-4b34-462c-a21d-c185ff6548d2"/>
   </ds:schemaRefs>
 </ds:datastoreItem>
 </file>